--- a/docs/태국어_25일_일별_주차별_학습계획.docx
+++ b/docs/태국어_25일_일별_주차별_학습계획.docx
@@ -8102,7 +8102,7 @@
                 <w:rFonts w:ascii="Malgun Gothic" w:hAnsi="Malgun Gothic" w:eastAsia="Malgun Gothic"/>
                 <w:sz w:val="18"/>
               </w:rPr>
-              <w:t>남 츄아 나이 프라예쑤 크랍 / 여 츄아 나이 프라예쑤 카</w:t>
+              <w:t>남 츠아 나이 프라예쑤 크랍 / 여 츠아 나이 프라예쑤 카</w:t>
             </w:r>
           </w:p>
         </w:tc>

--- a/docs/태국어_25일_일별_주차별_학습계획.docx
+++ b/docs/태국어_25일_일별_주차별_학습계획.docx
@@ -330,6 +330,56 @@
                 <w:rFonts w:ascii="Malgun Gothic" w:hAnsi="Malgun Gothic" w:eastAsia="Malgun Gothic"/>
                 <w:sz w:val="18"/>
               </w:rPr>
+              <w:t>핵심 단어</w:t>
+            </w:r>
+          </w:p>
+        </w:tc>
+        <w:tc>
+          <w:tcPr>
+            <w:tcW w:type="dxa" w:w="7200"/>
+            <w:tcMar>
+              <w:top w:w="80" w:type="dxa"/>
+              <w:start w:w="120" w:type="dxa"/>
+              <w:bottom w:w="80" w:type="dxa"/>
+              <w:end w:w="120" w:type="dxa"/>
+            </w:tcMar>
+            <w:vAlign w:val="center"/>
+          </w:tcPr>
+          <w:p>
+            <w:pPr>
+              <w:spacing w:after="0" w:line="276" w:lineRule="auto"/>
+            </w:pPr>
+            <w:r>
+              <w:rPr>
+                <w:rFonts w:ascii="Malgun Gothic" w:hAnsi="Malgun Gothic" w:eastAsia="Malgun Gothic"/>
+                <w:sz w:val="18"/>
+              </w:rPr>
+              <w:t>일별 학습 문장에서 새로 등장하는 단어를 중복 없이 배치하고 한국식 발음을 함께 표시</w:t>
+            </w:r>
+          </w:p>
+        </w:tc>
+      </w:tr>
+      <w:tr>
+        <w:tc>
+          <w:tcPr>
+            <w:tcW w:type="dxa" w:w="2160"/>
+            <w:tcMar>
+              <w:top w:w="80" w:type="dxa"/>
+              <w:start w:w="120" w:type="dxa"/>
+              <w:bottom w:w="80" w:type="dxa"/>
+              <w:end w:w="120" w:type="dxa"/>
+            </w:tcMar>
+            <w:vAlign w:val="center"/>
+          </w:tcPr>
+          <w:p>
+            <w:pPr>
+              <w:spacing w:after="0" w:line="276" w:lineRule="auto"/>
+            </w:pPr>
+            <w:r>
+              <w:rPr>
+                <w:rFonts w:ascii="Malgun Gothic" w:hAnsi="Malgun Gothic" w:eastAsia="Malgun Gothic"/>
+                <w:sz w:val="18"/>
+              </w:rPr>
               <w:t>자료 생성 기준</w:t>
             </w:r>
           </w:p>
@@ -1166,17 +1216,18 @@
         <w:tblLook w:firstColumn="1" w:firstRow="1" w:lastColumn="0" w:lastRow="0" w:noHBand="0" w:noVBand="1" w:val="04A0"/>
       </w:tblPr>
       <w:tblGrid>
-        <w:gridCol w:w="1560"/>
-        <w:gridCol w:w="1560"/>
-        <w:gridCol w:w="1560"/>
-        <w:gridCol w:w="1560"/>
-        <w:gridCol w:w="1560"/>
-        <w:gridCol w:w="1560"/>
+        <w:gridCol w:w="1337"/>
+        <w:gridCol w:w="1337"/>
+        <w:gridCol w:w="1337"/>
+        <w:gridCol w:w="1337"/>
+        <w:gridCol w:w="1337"/>
+        <w:gridCol w:w="1337"/>
+        <w:gridCol w:w="1337"/>
       </w:tblGrid>
       <w:tr>
         <w:tc>
           <w:tcPr>
-            <w:tcW w:type="dxa" w:w="648"/>
+            <w:tcW w:type="dxa" w:w="576"/>
             <w:tcMar>
               <w:top w:w="80" w:type="dxa"/>
               <w:start w:w="120" w:type="dxa"/>
@@ -1203,7 +1254,7 @@
         </w:tc>
         <w:tc>
           <w:tcPr>
-            <w:tcW w:type="dxa" w:w="936"/>
+            <w:tcW w:type="dxa" w:w="792"/>
             <w:tcMar>
               <w:top w:w="80" w:type="dxa"/>
               <w:start w:w="120" w:type="dxa"/>
@@ -1230,7 +1281,7 @@
         </w:tc>
         <w:tc>
           <w:tcPr>
-            <w:tcW w:type="dxa" w:w="1584"/>
+            <w:tcW w:type="dxa" w:w="1296"/>
             <w:tcMar>
               <w:top w:w="80" w:type="dxa"/>
               <w:start w:w="120" w:type="dxa"/>
@@ -1257,7 +1308,7 @@
         </w:tc>
         <w:tc>
           <w:tcPr>
-            <w:tcW w:type="dxa" w:w="1944"/>
+            <w:tcW w:type="dxa" w:w="1656"/>
             <w:tcMar>
               <w:top w:w="80" w:type="dxa"/>
               <w:start w:w="120" w:type="dxa"/>
@@ -1284,7 +1335,7 @@
         </w:tc>
         <w:tc>
           <w:tcPr>
-            <w:tcW w:type="dxa" w:w="2448"/>
+            <w:tcW w:type="dxa" w:w="1656"/>
             <w:tcMar>
               <w:top w:w="80" w:type="dxa"/>
               <w:start w:w="120" w:type="dxa"/>
@@ -1305,7 +1356,7 @@
                 <w:color w:val="1F4D78"/>
                 <w:sz w:val="18"/>
               </w:rPr>
-              <w:t>복습 문장</w:t>
+              <w:t>핵심 단어</w:t>
             </w:r>
           </w:p>
         </w:tc>
@@ -1332,6 +1383,33 @@
                 <w:color w:val="1F4D78"/>
                 <w:sz w:val="18"/>
               </w:rPr>
+              <w:t>복습 문장</w:t>
+            </w:r>
+          </w:p>
+        </w:tc>
+        <w:tc>
+          <w:tcPr>
+            <w:tcW w:type="dxa" w:w="1584"/>
+            <w:tcMar>
+              <w:top w:w="80" w:type="dxa"/>
+              <w:start w:w="120" w:type="dxa"/>
+              <w:bottom w:w="80" w:type="dxa"/>
+              <w:end w:w="120" w:type="dxa"/>
+            </w:tcMar>
+            <w:vAlign w:val="center"/>
+            <w:shd w:fill="E8EEF5"/>
+          </w:tcPr>
+          <w:p>
+            <w:pPr>
+              <w:spacing w:after="0" w:line="276" w:lineRule="auto"/>
+            </w:pPr>
+            <w:r>
+              <w:rPr>
+                <w:rFonts w:ascii="Malgun Gothic" w:hAnsi="Malgun Gothic" w:eastAsia="Malgun Gothic"/>
+                <w:b/>
+                <w:color w:val="1F4D78"/>
+                <w:sz w:val="18"/>
+              </w:rPr>
               <w:t>말하기 미션</w:t>
             </w:r>
           </w:p>
@@ -1340,7 +1418,7 @@
       <w:tr>
         <w:tc>
           <w:tcPr>
-            <w:tcW w:type="dxa" w:w="648"/>
+            <w:tcW w:type="dxa" w:w="576"/>
             <w:tcMar>
               <w:top w:w="80" w:type="dxa"/>
               <w:start w:w="120" w:type="dxa"/>
@@ -1364,7 +1442,7 @@
         </w:tc>
         <w:tc>
           <w:tcPr>
-            <w:tcW w:type="dxa" w:w="936"/>
+            <w:tcW w:type="dxa" w:w="792"/>
             <w:tcMar>
               <w:top w:w="80" w:type="dxa"/>
               <w:start w:w="120" w:type="dxa"/>
@@ -1388,79 +1466,107 @@
         </w:tc>
         <w:tc>
           <w:tcPr>
+            <w:tcW w:type="dxa" w:w="1296"/>
+            <w:tcMar>
+              <w:top w:w="80" w:type="dxa"/>
+              <w:start w:w="120" w:type="dxa"/>
+              <w:bottom w:w="80" w:type="dxa"/>
+              <w:end w:w="120" w:type="dxa"/>
+            </w:tcMar>
+            <w:vAlign w:val="center"/>
+          </w:tcPr>
+          <w:p>
+            <w:pPr>
+              <w:spacing w:after="0" w:line="276" w:lineRule="auto"/>
+            </w:pPr>
+            <w:r>
+              <w:rPr>
+                <w:rFonts w:ascii="Malgun Gothic" w:hAnsi="Malgun Gothic" w:eastAsia="Malgun Gothic"/>
+                <w:sz w:val="18"/>
+              </w:rPr>
+              <w:t>첫 인사 시작하기</w:t>
+            </w:r>
+          </w:p>
+        </w:tc>
+        <w:tc>
+          <w:tcPr>
+            <w:tcW w:type="dxa" w:w="1656"/>
+            <w:tcMar>
+              <w:top w:w="80" w:type="dxa"/>
+              <w:start w:w="120" w:type="dxa"/>
+              <w:bottom w:w="80" w:type="dxa"/>
+              <w:end w:w="120" w:type="dxa"/>
+            </w:tcMar>
+            <w:vAlign w:val="center"/>
+          </w:tcPr>
+          <w:p>
+            <w:pPr>
+              <w:spacing w:after="0" w:line="276" w:lineRule="auto"/>
+            </w:pPr>
+            <w:r>
+              <w:rPr>
+                <w:rFonts w:ascii="Malgun Gothic" w:hAnsi="Malgun Gothic" w:eastAsia="Malgun Gothic"/>
+                <w:sz w:val="18"/>
+              </w:rPr>
+              <w:t>1. 안녕하세요</w:t>
+            </w:r>
+          </w:p>
+        </w:tc>
+        <w:tc>
+          <w:tcPr>
+            <w:tcW w:type="dxa" w:w="1656"/>
+            <w:tcMar>
+              <w:top w:w="80" w:type="dxa"/>
+              <w:start w:w="120" w:type="dxa"/>
+              <w:bottom w:w="80" w:type="dxa"/>
+              <w:end w:w="120" w:type="dxa"/>
+            </w:tcMar>
+            <w:vAlign w:val="center"/>
+          </w:tcPr>
+          <w:p>
+            <w:pPr>
+              <w:spacing w:after="0" w:line="276" w:lineRule="auto"/>
+            </w:pPr>
+            <w:r>
+              <w:rPr>
+                <w:rFonts w:ascii="Malgun Gothic" w:hAnsi="Malgun Gothic" w:eastAsia="Malgun Gothic"/>
+                <w:sz w:val="18"/>
+              </w:rPr>
+              <w:t>안녕하세요(싸왓디)</w:t>
+              <w:br/>
+              <w:t>남성 존칭 어미(크랍)</w:t>
+              <w:br/>
+              <w:t>여성 존칭 어미(카)</w:t>
+            </w:r>
+          </w:p>
+        </w:tc>
+        <w:tc>
+          <w:tcPr>
+            <w:tcW w:type="dxa" w:w="1800"/>
+            <w:tcMar>
+              <w:top w:w="80" w:type="dxa"/>
+              <w:start w:w="120" w:type="dxa"/>
+              <w:bottom w:w="80" w:type="dxa"/>
+              <w:end w:w="120" w:type="dxa"/>
+            </w:tcMar>
+            <w:vAlign w:val="center"/>
+          </w:tcPr>
+          <w:p>
+            <w:pPr>
+              <w:spacing w:after="0" w:line="276" w:lineRule="auto"/>
+            </w:pPr>
+            <w:r>
+              <w:rPr>
+                <w:rFonts w:ascii="Malgun Gothic" w:hAnsi="Malgun Gothic" w:eastAsia="Malgun Gothic"/>
+                <w:sz w:val="18"/>
+              </w:rPr>
+              <w:t>-</w:t>
+            </w:r>
+          </w:p>
+        </w:tc>
+        <w:tc>
+          <w:tcPr>
             <w:tcW w:type="dxa" w:w="1584"/>
-            <w:tcMar>
-              <w:top w:w="80" w:type="dxa"/>
-              <w:start w:w="120" w:type="dxa"/>
-              <w:bottom w:w="80" w:type="dxa"/>
-              <w:end w:w="120" w:type="dxa"/>
-            </w:tcMar>
-            <w:vAlign w:val="center"/>
-          </w:tcPr>
-          <w:p>
-            <w:pPr>
-              <w:spacing w:after="0" w:line="276" w:lineRule="auto"/>
-            </w:pPr>
-            <w:r>
-              <w:rPr>
-                <w:rFonts w:ascii="Malgun Gothic" w:hAnsi="Malgun Gothic" w:eastAsia="Malgun Gothic"/>
-                <w:sz w:val="18"/>
-              </w:rPr>
-              <w:t>첫 인사 시작하기</w:t>
-            </w:r>
-          </w:p>
-        </w:tc>
-        <w:tc>
-          <w:tcPr>
-            <w:tcW w:type="dxa" w:w="1944"/>
-            <w:tcMar>
-              <w:top w:w="80" w:type="dxa"/>
-              <w:start w:w="120" w:type="dxa"/>
-              <w:bottom w:w="80" w:type="dxa"/>
-              <w:end w:w="120" w:type="dxa"/>
-            </w:tcMar>
-            <w:vAlign w:val="center"/>
-          </w:tcPr>
-          <w:p>
-            <w:pPr>
-              <w:spacing w:after="0" w:line="276" w:lineRule="auto"/>
-            </w:pPr>
-            <w:r>
-              <w:rPr>
-                <w:rFonts w:ascii="Malgun Gothic" w:hAnsi="Malgun Gothic" w:eastAsia="Malgun Gothic"/>
-                <w:sz w:val="18"/>
-              </w:rPr>
-              <w:t>1. 안녕하세요</w:t>
-            </w:r>
-          </w:p>
-        </w:tc>
-        <w:tc>
-          <w:tcPr>
-            <w:tcW w:type="dxa" w:w="2448"/>
-            <w:tcMar>
-              <w:top w:w="80" w:type="dxa"/>
-              <w:start w:w="120" w:type="dxa"/>
-              <w:bottom w:w="80" w:type="dxa"/>
-              <w:end w:w="120" w:type="dxa"/>
-            </w:tcMar>
-            <w:vAlign w:val="center"/>
-          </w:tcPr>
-          <w:p>
-            <w:pPr>
-              <w:spacing w:after="0" w:line="276" w:lineRule="auto"/>
-            </w:pPr>
-            <w:r>
-              <w:rPr>
-                <w:rFonts w:ascii="Malgun Gothic" w:hAnsi="Malgun Gothic" w:eastAsia="Malgun Gothic"/>
-                <w:sz w:val="18"/>
-              </w:rPr>
-              <w:t>-</w:t>
-            </w:r>
-          </w:p>
-        </w:tc>
-        <w:tc>
-          <w:tcPr>
-            <w:tcW w:type="dxa" w:w="1800"/>
             <w:tcMar>
               <w:top w:w="80" w:type="dxa"/>
               <w:start w:w="120" w:type="dxa"/>
@@ -1486,7 +1592,7 @@
       <w:tr>
         <w:tc>
           <w:tcPr>
-            <w:tcW w:type="dxa" w:w="648"/>
+            <w:tcW w:type="dxa" w:w="576"/>
             <w:tcMar>
               <w:top w:w="80" w:type="dxa"/>
               <w:start w:w="120" w:type="dxa"/>
@@ -1510,7 +1616,7 @@
         </w:tc>
         <w:tc>
           <w:tcPr>
-            <w:tcW w:type="dxa" w:w="936"/>
+            <w:tcW w:type="dxa" w:w="792"/>
             <w:tcMar>
               <w:top w:w="80" w:type="dxa"/>
               <w:start w:w="120" w:type="dxa"/>
@@ -1534,7 +1640,7 @@
         </w:tc>
         <w:tc>
           <w:tcPr>
-            <w:tcW w:type="dxa" w:w="1584"/>
+            <w:tcW w:type="dxa" w:w="1296"/>
             <w:tcMar>
               <w:top w:w="80" w:type="dxa"/>
               <w:start w:w="120" w:type="dxa"/>
@@ -1558,7 +1664,7 @@
         </w:tc>
         <w:tc>
           <w:tcPr>
-            <w:tcW w:type="dxa" w:w="1944"/>
+            <w:tcW w:type="dxa" w:w="1656"/>
             <w:tcMar>
               <w:top w:w="80" w:type="dxa"/>
               <w:start w:w="120" w:type="dxa"/>
@@ -1584,7 +1690,33 @@
         </w:tc>
         <w:tc>
           <w:tcPr>
-            <w:tcW w:type="dxa" w:w="2448"/>
+            <w:tcW w:type="dxa" w:w="1656"/>
+            <w:tcMar>
+              <w:top w:w="80" w:type="dxa"/>
+              <w:start w:w="120" w:type="dxa"/>
+              <w:bottom w:w="80" w:type="dxa"/>
+              <w:end w:w="120" w:type="dxa"/>
+            </w:tcMar>
+            <w:vAlign w:val="center"/>
+          </w:tcPr>
+          <w:p>
+            <w:pPr>
+              <w:spacing w:after="0" w:line="276" w:lineRule="auto"/>
+            </w:pPr>
+            <w:r>
+              <w:rPr>
+                <w:rFonts w:ascii="Malgun Gothic" w:hAnsi="Malgun Gothic" w:eastAsia="Malgun Gothic"/>
+                <w:sz w:val="18"/>
+              </w:rPr>
+              <w:t>아침(떤 차오)</w:t>
+              <w:br/>
+              <w:t>저녁(떤 옌)</w:t>
+            </w:r>
+          </w:p>
+        </w:tc>
+        <w:tc>
+          <w:tcPr>
+            <w:tcW w:type="dxa" w:w="1800"/>
             <w:tcMar>
               <w:top w:w="80" w:type="dxa"/>
               <w:start w:w="120" w:type="dxa"/>
@@ -1608,7 +1740,7 @@
         </w:tc>
         <w:tc>
           <w:tcPr>
-            <w:tcW w:type="dxa" w:w="1800"/>
+            <w:tcW w:type="dxa" w:w="1584"/>
             <w:tcMar>
               <w:top w:w="80" w:type="dxa"/>
               <w:start w:w="120" w:type="dxa"/>
@@ -1634,7 +1766,7 @@
       <w:tr>
         <w:tc>
           <w:tcPr>
-            <w:tcW w:type="dxa" w:w="648"/>
+            <w:tcW w:type="dxa" w:w="576"/>
             <w:tcMar>
               <w:top w:w="80" w:type="dxa"/>
               <w:start w:w="120" w:type="dxa"/>
@@ -1658,7 +1790,7 @@
         </w:tc>
         <w:tc>
           <w:tcPr>
-            <w:tcW w:type="dxa" w:w="936"/>
+            <w:tcW w:type="dxa" w:w="792"/>
             <w:tcMar>
               <w:top w:w="80" w:type="dxa"/>
               <w:start w:w="120" w:type="dxa"/>
@@ -1682,7 +1814,7 @@
         </w:tc>
         <w:tc>
           <w:tcPr>
-            <w:tcW w:type="dxa" w:w="1584"/>
+            <w:tcW w:type="dxa" w:w="1296"/>
             <w:tcMar>
               <w:top w:w="80" w:type="dxa"/>
               <w:start w:w="120" w:type="dxa"/>
@@ -1706,7 +1838,7 @@
         </w:tc>
         <w:tc>
           <w:tcPr>
-            <w:tcW w:type="dxa" w:w="1944"/>
+            <w:tcW w:type="dxa" w:w="1656"/>
             <w:tcMar>
               <w:top w:w="80" w:type="dxa"/>
               <w:start w:w="120" w:type="dxa"/>
@@ -1732,7 +1864,35 @@
         </w:tc>
         <w:tc>
           <w:tcPr>
-            <w:tcW w:type="dxa" w:w="2448"/>
+            <w:tcW w:type="dxa" w:w="1656"/>
+            <w:tcMar>
+              <w:top w:w="80" w:type="dxa"/>
+              <w:start w:w="120" w:type="dxa"/>
+              <w:bottom w:w="80" w:type="dxa"/>
+              <w:end w:w="120" w:type="dxa"/>
+            </w:tcMar>
+            <w:vAlign w:val="center"/>
+          </w:tcPr>
+          <w:p>
+            <w:pPr>
+              <w:spacing w:after="0" w:line="276" w:lineRule="auto"/>
+            </w:pPr>
+            <w:r>
+              <w:rPr>
+                <w:rFonts w:ascii="Malgun Gothic" w:hAnsi="Malgun Gothic" w:eastAsia="Malgun Gothic"/>
+                <w:sz w:val="18"/>
+              </w:rPr>
+              <w:t>감사합니다(콥 쿤)</w:t>
+              <w:br/>
+              <w:t>많이/매우(막)</w:t>
+              <w:br/>
+              <w:t>괜찮아요(마이 뻰 라이)</w:t>
+            </w:r>
+          </w:p>
+        </w:tc>
+        <w:tc>
+          <w:tcPr>
+            <w:tcW w:type="dxa" w:w="1800"/>
             <w:tcMar>
               <w:top w:w="80" w:type="dxa"/>
               <w:start w:w="120" w:type="dxa"/>
@@ -1760,7 +1920,7 @@
         </w:tc>
         <w:tc>
           <w:tcPr>
-            <w:tcW w:type="dxa" w:w="1800"/>
+            <w:tcW w:type="dxa" w:w="1584"/>
             <w:tcMar>
               <w:top w:w="80" w:type="dxa"/>
               <w:start w:w="120" w:type="dxa"/>
@@ -1786,7 +1946,7 @@
       <w:tr>
         <w:tc>
           <w:tcPr>
-            <w:tcW w:type="dxa" w:w="648"/>
+            <w:tcW w:type="dxa" w:w="576"/>
             <w:tcMar>
               <w:top w:w="80" w:type="dxa"/>
               <w:start w:w="120" w:type="dxa"/>
@@ -1810,7 +1970,7 @@
         </w:tc>
         <w:tc>
           <w:tcPr>
-            <w:tcW w:type="dxa" w:w="936"/>
+            <w:tcW w:type="dxa" w:w="792"/>
             <w:tcMar>
               <w:top w:w="80" w:type="dxa"/>
               <w:start w:w="120" w:type="dxa"/>
@@ -1834,7 +1994,7 @@
         </w:tc>
         <w:tc>
           <w:tcPr>
-            <w:tcW w:type="dxa" w:w="1584"/>
+            <w:tcW w:type="dxa" w:w="1296"/>
             <w:tcMar>
               <w:top w:w="80" w:type="dxa"/>
               <w:start w:w="120" w:type="dxa"/>
@@ -1858,7 +2018,7 @@
         </w:tc>
         <w:tc>
           <w:tcPr>
-            <w:tcW w:type="dxa" w:w="1944"/>
+            <w:tcW w:type="dxa" w:w="1656"/>
             <w:tcMar>
               <w:top w:w="80" w:type="dxa"/>
               <w:start w:w="120" w:type="dxa"/>
@@ -1884,7 +2044,33 @@
         </w:tc>
         <w:tc>
           <w:tcPr>
-            <w:tcW w:type="dxa" w:w="2448"/>
+            <w:tcW w:type="dxa" w:w="1656"/>
+            <w:tcMar>
+              <w:top w:w="80" w:type="dxa"/>
+              <w:start w:w="120" w:type="dxa"/>
+              <w:bottom w:w="80" w:type="dxa"/>
+              <w:end w:w="120" w:type="dxa"/>
+            </w:tcMar>
+            <w:vAlign w:val="center"/>
+          </w:tcPr>
+          <w:p>
+            <w:pPr>
+              <w:spacing w:after="0" w:line="276" w:lineRule="auto"/>
+            </w:pPr>
+            <w:r>
+              <w:rPr>
+                <w:rFonts w:ascii="Malgun Gothic" w:hAnsi="Malgun Gothic" w:eastAsia="Malgun Gothic"/>
+                <w:sz w:val="18"/>
+              </w:rPr>
+              <w:t>예(차이)</w:t>
+              <w:br/>
+              <w:t>아니오(마이 차이)</w:t>
+            </w:r>
+          </w:p>
+        </w:tc>
+        <w:tc>
+          <w:tcPr>
+            <w:tcW w:type="dxa" w:w="1800"/>
             <w:tcMar>
               <w:top w:w="80" w:type="dxa"/>
               <w:start w:w="120" w:type="dxa"/>
@@ -1916,7 +2102,7 @@
         </w:tc>
         <w:tc>
           <w:tcPr>
-            <w:tcW w:type="dxa" w:w="1800"/>
+            <w:tcW w:type="dxa" w:w="1584"/>
             <w:tcMar>
               <w:top w:w="80" w:type="dxa"/>
               <w:start w:w="120" w:type="dxa"/>
@@ -1942,7 +2128,7 @@
       <w:tr>
         <w:tc>
           <w:tcPr>
-            <w:tcW w:type="dxa" w:w="648"/>
+            <w:tcW w:type="dxa" w:w="576"/>
             <w:tcMar>
               <w:top w:w="80" w:type="dxa"/>
               <w:start w:w="120" w:type="dxa"/>
@@ -1966,7 +2152,7 @@
         </w:tc>
         <w:tc>
           <w:tcPr>
-            <w:tcW w:type="dxa" w:w="936"/>
+            <w:tcW w:type="dxa" w:w="792"/>
             <w:tcMar>
               <w:top w:w="80" w:type="dxa"/>
               <w:start w:w="120" w:type="dxa"/>
@@ -1990,7 +2176,7 @@
         </w:tc>
         <w:tc>
           <w:tcPr>
-            <w:tcW w:type="dxa" w:w="1584"/>
+            <w:tcW w:type="dxa" w:w="1296"/>
             <w:tcMar>
               <w:top w:w="80" w:type="dxa"/>
               <w:start w:w="120" w:type="dxa"/>
@@ -2014,7 +2200,7 @@
         </w:tc>
         <w:tc>
           <w:tcPr>
-            <w:tcW w:type="dxa" w:w="1944"/>
+            <w:tcW w:type="dxa" w:w="1656"/>
             <w:tcMar>
               <w:top w:w="80" w:type="dxa"/>
               <w:start w:w="120" w:type="dxa"/>
@@ -2038,7 +2224,35 @@
         </w:tc>
         <w:tc>
           <w:tcPr>
-            <w:tcW w:type="dxa" w:w="2448"/>
+            <w:tcW w:type="dxa" w:w="1656"/>
+            <w:tcMar>
+              <w:top w:w="80" w:type="dxa"/>
+              <w:start w:w="120" w:type="dxa"/>
+              <w:bottom w:w="80" w:type="dxa"/>
+              <w:end w:w="120" w:type="dxa"/>
+            </w:tcMar>
+            <w:vAlign w:val="center"/>
+          </w:tcPr>
+          <w:p>
+            <w:pPr>
+              <w:spacing w:after="0" w:line="276" w:lineRule="auto"/>
+            </w:pPr>
+            <w:r>
+              <w:rPr>
+                <w:rFonts w:ascii="Malgun Gothic" w:hAnsi="Malgun Gothic" w:eastAsia="Malgun Gothic"/>
+                <w:sz w:val="18"/>
+              </w:rPr>
+              <w:t>믿다(츠아)</w:t>
+              <w:br/>
+              <w:t>~안에/~을(나이)</w:t>
+              <w:br/>
+              <w:t>예수님(프라예쑤)</w:t>
+            </w:r>
+          </w:p>
+        </w:tc>
+        <w:tc>
+          <w:tcPr>
+            <w:tcW w:type="dxa" w:w="1800"/>
             <w:tcMar>
               <w:top w:w="80" w:type="dxa"/>
               <w:start w:w="120" w:type="dxa"/>
@@ -2074,7 +2288,7 @@
         </w:tc>
         <w:tc>
           <w:tcPr>
-            <w:tcW w:type="dxa" w:w="1800"/>
+            <w:tcW w:type="dxa" w:w="1584"/>
             <w:tcMar>
               <w:top w:w="80" w:type="dxa"/>
               <w:start w:w="120" w:type="dxa"/>
@@ -2118,17 +2332,18 @@
         <w:tblLook w:firstColumn="1" w:firstRow="1" w:lastColumn="0" w:lastRow="0" w:noHBand="0" w:noVBand="1" w:val="04A0"/>
       </w:tblPr>
       <w:tblGrid>
-        <w:gridCol w:w="1560"/>
-        <w:gridCol w:w="1560"/>
-        <w:gridCol w:w="1560"/>
-        <w:gridCol w:w="1560"/>
-        <w:gridCol w:w="1560"/>
-        <w:gridCol w:w="1560"/>
+        <w:gridCol w:w="1337"/>
+        <w:gridCol w:w="1337"/>
+        <w:gridCol w:w="1337"/>
+        <w:gridCol w:w="1337"/>
+        <w:gridCol w:w="1337"/>
+        <w:gridCol w:w="1337"/>
+        <w:gridCol w:w="1337"/>
       </w:tblGrid>
       <w:tr>
         <w:tc>
           <w:tcPr>
-            <w:tcW w:type="dxa" w:w="648"/>
+            <w:tcW w:type="dxa" w:w="576"/>
             <w:tcMar>
               <w:top w:w="80" w:type="dxa"/>
               <w:start w:w="120" w:type="dxa"/>
@@ -2155,7 +2370,7 @@
         </w:tc>
         <w:tc>
           <w:tcPr>
-            <w:tcW w:type="dxa" w:w="936"/>
+            <w:tcW w:type="dxa" w:w="792"/>
             <w:tcMar>
               <w:top w:w="80" w:type="dxa"/>
               <w:start w:w="120" w:type="dxa"/>
@@ -2182,7 +2397,7 @@
         </w:tc>
         <w:tc>
           <w:tcPr>
-            <w:tcW w:type="dxa" w:w="1584"/>
+            <w:tcW w:type="dxa" w:w="1296"/>
             <w:tcMar>
               <w:top w:w="80" w:type="dxa"/>
               <w:start w:w="120" w:type="dxa"/>
@@ -2209,7 +2424,7 @@
         </w:tc>
         <w:tc>
           <w:tcPr>
-            <w:tcW w:type="dxa" w:w="1944"/>
+            <w:tcW w:type="dxa" w:w="1656"/>
             <w:tcMar>
               <w:top w:w="80" w:type="dxa"/>
               <w:start w:w="120" w:type="dxa"/>
@@ -2236,7 +2451,7 @@
         </w:tc>
         <w:tc>
           <w:tcPr>
-            <w:tcW w:type="dxa" w:w="2448"/>
+            <w:tcW w:type="dxa" w:w="1656"/>
             <w:tcMar>
               <w:top w:w="80" w:type="dxa"/>
               <w:start w:w="120" w:type="dxa"/>
@@ -2257,7 +2472,7 @@
                 <w:color w:val="1F4D78"/>
                 <w:sz w:val="18"/>
               </w:rPr>
-              <w:t>복습 문장</w:t>
+              <w:t>핵심 단어</w:t>
             </w:r>
           </w:p>
         </w:tc>
@@ -2284,6 +2499,33 @@
                 <w:color w:val="1F4D78"/>
                 <w:sz w:val="18"/>
               </w:rPr>
+              <w:t>복습 문장</w:t>
+            </w:r>
+          </w:p>
+        </w:tc>
+        <w:tc>
+          <w:tcPr>
+            <w:tcW w:type="dxa" w:w="1584"/>
+            <w:tcMar>
+              <w:top w:w="80" w:type="dxa"/>
+              <w:start w:w="120" w:type="dxa"/>
+              <w:bottom w:w="80" w:type="dxa"/>
+              <w:end w:w="120" w:type="dxa"/>
+            </w:tcMar>
+            <w:vAlign w:val="center"/>
+            <w:shd w:fill="E8EEF5"/>
+          </w:tcPr>
+          <w:p>
+            <w:pPr>
+              <w:spacing w:after="0" w:line="276" w:lineRule="auto"/>
+            </w:pPr>
+            <w:r>
+              <w:rPr>
+                <w:rFonts w:ascii="Malgun Gothic" w:hAnsi="Malgun Gothic" w:eastAsia="Malgun Gothic"/>
+                <w:b/>
+                <w:color w:val="1F4D78"/>
+                <w:sz w:val="18"/>
+              </w:rPr>
               <w:t>말하기 미션</w:t>
             </w:r>
           </w:p>
@@ -2292,7 +2534,7 @@
       <w:tr>
         <w:tc>
           <w:tcPr>
-            <w:tcW w:type="dxa" w:w="648"/>
+            <w:tcW w:type="dxa" w:w="576"/>
             <w:tcMar>
               <w:top w:w="80" w:type="dxa"/>
               <w:start w:w="120" w:type="dxa"/>
@@ -2316,7 +2558,7 @@
         </w:tc>
         <w:tc>
           <w:tcPr>
-            <w:tcW w:type="dxa" w:w="936"/>
+            <w:tcW w:type="dxa" w:w="792"/>
             <w:tcMar>
               <w:top w:w="80" w:type="dxa"/>
               <w:start w:w="120" w:type="dxa"/>
@@ -2340,7 +2582,7 @@
         </w:tc>
         <w:tc>
           <w:tcPr>
-            <w:tcW w:type="dxa" w:w="1584"/>
+            <w:tcW w:type="dxa" w:w="1296"/>
             <w:tcMar>
               <w:top w:w="80" w:type="dxa"/>
               <w:start w:w="120" w:type="dxa"/>
@@ -2364,7 +2606,7 @@
         </w:tc>
         <w:tc>
           <w:tcPr>
-            <w:tcW w:type="dxa" w:w="1944"/>
+            <w:tcW w:type="dxa" w:w="1656"/>
             <w:tcMar>
               <w:top w:w="80" w:type="dxa"/>
               <w:start w:w="120" w:type="dxa"/>
@@ -2390,7 +2632,33 @@
         </w:tc>
         <w:tc>
           <w:tcPr>
-            <w:tcW w:type="dxa" w:w="2448"/>
+            <w:tcW w:type="dxa" w:w="1656"/>
+            <w:tcMar>
+              <w:top w:w="80" w:type="dxa"/>
+              <w:start w:w="120" w:type="dxa"/>
+              <w:bottom w:w="80" w:type="dxa"/>
+              <w:end w:w="120" w:type="dxa"/>
+            </w:tcMar>
+            <w:vAlign w:val="center"/>
+          </w:tcPr>
+          <w:p>
+            <w:pPr>
+              <w:spacing w:after="0" w:line="276" w:lineRule="auto"/>
+            </w:pPr>
+            <w:r>
+              <w:rPr>
+                <w:rFonts w:ascii="Malgun Gothic" w:hAnsi="Malgun Gothic" w:eastAsia="Malgun Gothic"/>
+                <w:sz w:val="18"/>
+              </w:rPr>
+              <w:t>실례합니다/죄송합니다(커 톳)</w:t>
+              <w:br/>
+              <w:t>괜찮아요(마이 뻰 라이)</w:t>
+            </w:r>
+          </w:p>
+        </w:tc>
+        <w:tc>
+          <w:tcPr>
+            <w:tcW w:type="dxa" w:w="1800"/>
             <w:tcMar>
               <w:top w:w="80" w:type="dxa"/>
               <w:start w:w="120" w:type="dxa"/>
@@ -2418,7 +2686,7 @@
         </w:tc>
         <w:tc>
           <w:tcPr>
-            <w:tcW w:type="dxa" w:w="1800"/>
+            <w:tcW w:type="dxa" w:w="1584"/>
             <w:tcMar>
               <w:top w:w="80" w:type="dxa"/>
               <w:start w:w="120" w:type="dxa"/>
@@ -2444,7 +2712,7 @@
       <w:tr>
         <w:tc>
           <w:tcPr>
-            <w:tcW w:type="dxa" w:w="648"/>
+            <w:tcW w:type="dxa" w:w="576"/>
             <w:tcMar>
               <w:top w:w="80" w:type="dxa"/>
               <w:start w:w="120" w:type="dxa"/>
@@ -2468,7 +2736,7 @@
         </w:tc>
         <w:tc>
           <w:tcPr>
-            <w:tcW w:type="dxa" w:w="936"/>
+            <w:tcW w:type="dxa" w:w="792"/>
             <w:tcMar>
               <w:top w:w="80" w:type="dxa"/>
               <w:start w:w="120" w:type="dxa"/>
@@ -2492,7 +2760,7 @@
         </w:tc>
         <w:tc>
           <w:tcPr>
-            <w:tcW w:type="dxa" w:w="1584"/>
+            <w:tcW w:type="dxa" w:w="1296"/>
             <w:tcMar>
               <w:top w:w="80" w:type="dxa"/>
               <w:start w:w="120" w:type="dxa"/>
@@ -2516,7 +2784,7 @@
         </w:tc>
         <w:tc>
           <w:tcPr>
-            <w:tcW w:type="dxa" w:w="1944"/>
+            <w:tcW w:type="dxa" w:w="1656"/>
             <w:tcMar>
               <w:top w:w="80" w:type="dxa"/>
               <w:start w:w="120" w:type="dxa"/>
@@ -2540,7 +2808,35 @@
         </w:tc>
         <w:tc>
           <w:tcPr>
-            <w:tcW w:type="dxa" w:w="2448"/>
+            <w:tcW w:type="dxa" w:w="1656"/>
+            <w:tcMar>
+              <w:top w:w="80" w:type="dxa"/>
+              <w:start w:w="120" w:type="dxa"/>
+              <w:bottom w:w="80" w:type="dxa"/>
+              <w:end w:w="120" w:type="dxa"/>
+            </w:tcMar>
+            <w:vAlign w:val="center"/>
+          </w:tcPr>
+          <w:p>
+            <w:pPr>
+              <w:spacing w:after="0" w:line="276" w:lineRule="auto"/>
+            </w:pPr>
+            <w:r>
+              <w:rPr>
+                <w:rFonts w:ascii="Malgun Gothic" w:hAnsi="Malgun Gothic" w:eastAsia="Malgun Gothic"/>
+                <w:sz w:val="18"/>
+              </w:rPr>
+              <w:t>당신(쿤)</w:t>
+              <w:br/>
+              <w:t>이름(츠)</w:t>
+              <w:br/>
+              <w:t>무엇(아라이)</w:t>
+            </w:r>
+          </w:p>
+        </w:tc>
+        <w:tc>
+          <w:tcPr>
+            <w:tcW w:type="dxa" w:w="1800"/>
             <w:tcMar>
               <w:top w:w="80" w:type="dxa"/>
               <w:start w:w="120" w:type="dxa"/>
@@ -2566,7 +2862,7 @@
         </w:tc>
         <w:tc>
           <w:tcPr>
-            <w:tcW w:type="dxa" w:w="1800"/>
+            <w:tcW w:type="dxa" w:w="1584"/>
             <w:tcMar>
               <w:top w:w="80" w:type="dxa"/>
               <w:start w:w="120" w:type="dxa"/>
@@ -2592,7 +2888,7 @@
       <w:tr>
         <w:tc>
           <w:tcPr>
-            <w:tcW w:type="dxa" w:w="648"/>
+            <w:tcW w:type="dxa" w:w="576"/>
             <w:tcMar>
               <w:top w:w="80" w:type="dxa"/>
               <w:start w:w="120" w:type="dxa"/>
@@ -2616,7 +2912,7 @@
         </w:tc>
         <w:tc>
           <w:tcPr>
-            <w:tcW w:type="dxa" w:w="936"/>
+            <w:tcW w:type="dxa" w:w="792"/>
             <w:tcMar>
               <w:top w:w="80" w:type="dxa"/>
               <w:start w:w="120" w:type="dxa"/>
@@ -2640,79 +2936,107 @@
         </w:tc>
         <w:tc>
           <w:tcPr>
+            <w:tcW w:type="dxa" w:w="1296"/>
+            <w:tcMar>
+              <w:top w:w="80" w:type="dxa"/>
+              <w:start w:w="120" w:type="dxa"/>
+              <w:bottom w:w="80" w:type="dxa"/>
+              <w:end w:w="120" w:type="dxa"/>
+            </w:tcMar>
+            <w:vAlign w:val="center"/>
+          </w:tcPr>
+          <w:p>
+            <w:pPr>
+              <w:spacing w:after="0" w:line="276" w:lineRule="auto"/>
+            </w:pPr>
+            <w:r>
+              <w:rPr>
+                <w:rFonts w:ascii="Malgun Gothic" w:hAnsi="Malgun Gothic" w:eastAsia="Malgun Gothic"/>
+                <w:sz w:val="18"/>
+              </w:rPr>
+              <w:t>자기소개하기</w:t>
+            </w:r>
+          </w:p>
+        </w:tc>
+        <w:tc>
+          <w:tcPr>
+            <w:tcW w:type="dxa" w:w="1656"/>
+            <w:tcMar>
+              <w:top w:w="80" w:type="dxa"/>
+              <w:start w:w="120" w:type="dxa"/>
+              <w:bottom w:w="80" w:type="dxa"/>
+              <w:end w:w="120" w:type="dxa"/>
+            </w:tcMar>
+            <w:vAlign w:val="center"/>
+          </w:tcPr>
+          <w:p>
+            <w:pPr>
+              <w:spacing w:after="0" w:line="276" w:lineRule="auto"/>
+            </w:pPr>
+            <w:r>
+              <w:rPr>
+                <w:rFonts w:ascii="Malgun Gothic" w:hAnsi="Malgun Gothic" w:eastAsia="Malgun Gothic"/>
+                <w:sz w:val="18"/>
+              </w:rPr>
+              <w:t>9. 제 이름은 ~입니다</w:t>
+            </w:r>
+          </w:p>
+        </w:tc>
+        <w:tc>
+          <w:tcPr>
+            <w:tcW w:type="dxa" w:w="1656"/>
+            <w:tcMar>
+              <w:top w:w="80" w:type="dxa"/>
+              <w:start w:w="120" w:type="dxa"/>
+              <w:bottom w:w="80" w:type="dxa"/>
+              <w:end w:w="120" w:type="dxa"/>
+            </w:tcMar>
+            <w:vAlign w:val="center"/>
+          </w:tcPr>
+          <w:p>
+            <w:pPr>
+              <w:spacing w:after="0" w:line="276" w:lineRule="auto"/>
+            </w:pPr>
+            <w:r>
+              <w:rPr>
+                <w:rFonts w:ascii="Malgun Gothic" w:hAnsi="Malgun Gothic" w:eastAsia="Malgun Gothic"/>
+                <w:sz w:val="18"/>
+              </w:rPr>
+              <w:t>이름(츠)</w:t>
+              <w:br/>
+              <w:t>나(남성)(폼)</w:t>
+              <w:br/>
+              <w:t>나(여성)(찬)</w:t>
+            </w:r>
+          </w:p>
+        </w:tc>
+        <w:tc>
+          <w:tcPr>
+            <w:tcW w:type="dxa" w:w="1800"/>
+            <w:tcMar>
+              <w:top w:w="80" w:type="dxa"/>
+              <w:start w:w="120" w:type="dxa"/>
+              <w:bottom w:w="80" w:type="dxa"/>
+              <w:end w:w="120" w:type="dxa"/>
+            </w:tcMar>
+            <w:vAlign w:val="center"/>
+          </w:tcPr>
+          <w:p>
+            <w:pPr>
+              <w:spacing w:after="0" w:line="276" w:lineRule="auto"/>
+            </w:pPr>
+            <w:r>
+              <w:rPr>
+                <w:rFonts w:ascii="Malgun Gothic" w:hAnsi="Malgun Gothic" w:eastAsia="Malgun Gothic"/>
+                <w:sz w:val="18"/>
+              </w:rPr>
+              <w:t>8. 이름이 무엇인가요?</w:t>
+            </w:r>
+          </w:p>
+        </w:tc>
+        <w:tc>
+          <w:tcPr>
             <w:tcW w:type="dxa" w:w="1584"/>
-            <w:tcMar>
-              <w:top w:w="80" w:type="dxa"/>
-              <w:start w:w="120" w:type="dxa"/>
-              <w:bottom w:w="80" w:type="dxa"/>
-              <w:end w:w="120" w:type="dxa"/>
-            </w:tcMar>
-            <w:vAlign w:val="center"/>
-          </w:tcPr>
-          <w:p>
-            <w:pPr>
-              <w:spacing w:after="0" w:line="276" w:lineRule="auto"/>
-            </w:pPr>
-            <w:r>
-              <w:rPr>
-                <w:rFonts w:ascii="Malgun Gothic" w:hAnsi="Malgun Gothic" w:eastAsia="Malgun Gothic"/>
-                <w:sz w:val="18"/>
-              </w:rPr>
-              <w:t>자기소개하기</w:t>
-            </w:r>
-          </w:p>
-        </w:tc>
-        <w:tc>
-          <w:tcPr>
-            <w:tcW w:type="dxa" w:w="1944"/>
-            <w:tcMar>
-              <w:top w:w="80" w:type="dxa"/>
-              <w:start w:w="120" w:type="dxa"/>
-              <w:bottom w:w="80" w:type="dxa"/>
-              <w:end w:w="120" w:type="dxa"/>
-            </w:tcMar>
-            <w:vAlign w:val="center"/>
-          </w:tcPr>
-          <w:p>
-            <w:pPr>
-              <w:spacing w:after="0" w:line="276" w:lineRule="auto"/>
-            </w:pPr>
-            <w:r>
-              <w:rPr>
-                <w:rFonts w:ascii="Malgun Gothic" w:hAnsi="Malgun Gothic" w:eastAsia="Malgun Gothic"/>
-                <w:sz w:val="18"/>
-              </w:rPr>
-              <w:t>9. 제 이름은 ~입니다</w:t>
-            </w:r>
-          </w:p>
-        </w:tc>
-        <w:tc>
-          <w:tcPr>
-            <w:tcW w:type="dxa" w:w="2448"/>
-            <w:tcMar>
-              <w:top w:w="80" w:type="dxa"/>
-              <w:start w:w="120" w:type="dxa"/>
-              <w:bottom w:w="80" w:type="dxa"/>
-              <w:end w:w="120" w:type="dxa"/>
-            </w:tcMar>
-            <w:vAlign w:val="center"/>
-          </w:tcPr>
-          <w:p>
-            <w:pPr>
-              <w:spacing w:after="0" w:line="276" w:lineRule="auto"/>
-            </w:pPr>
-            <w:r>
-              <w:rPr>
-                <w:rFonts w:ascii="Malgun Gothic" w:hAnsi="Malgun Gothic" w:eastAsia="Malgun Gothic"/>
-                <w:sz w:val="18"/>
-              </w:rPr>
-              <w:t>8. 이름이 무엇인가요?</w:t>
-            </w:r>
-          </w:p>
-        </w:tc>
-        <w:tc>
-          <w:tcPr>
-            <w:tcW w:type="dxa" w:w="1800"/>
             <w:tcMar>
               <w:top w:w="80" w:type="dxa"/>
               <w:start w:w="120" w:type="dxa"/>
@@ -2738,7 +3062,7 @@
       <w:tr>
         <w:tc>
           <w:tcPr>
-            <w:tcW w:type="dxa" w:w="648"/>
+            <w:tcW w:type="dxa" w:w="576"/>
             <w:tcMar>
               <w:top w:w="80" w:type="dxa"/>
               <w:start w:w="120" w:type="dxa"/>
@@ -2762,7 +3086,7 @@
         </w:tc>
         <w:tc>
           <w:tcPr>
-            <w:tcW w:type="dxa" w:w="936"/>
+            <w:tcW w:type="dxa" w:w="792"/>
             <w:tcMar>
               <w:top w:w="80" w:type="dxa"/>
               <w:start w:w="120" w:type="dxa"/>
@@ -2786,7 +3110,7 @@
         </w:tc>
         <w:tc>
           <w:tcPr>
-            <w:tcW w:type="dxa" w:w="1584"/>
+            <w:tcW w:type="dxa" w:w="1296"/>
             <w:tcMar>
               <w:top w:w="80" w:type="dxa"/>
               <w:start w:w="120" w:type="dxa"/>
@@ -2810,7 +3134,7 @@
         </w:tc>
         <w:tc>
           <w:tcPr>
-            <w:tcW w:type="dxa" w:w="1944"/>
+            <w:tcW w:type="dxa" w:w="1656"/>
             <w:tcMar>
               <w:top w:w="80" w:type="dxa"/>
               <w:start w:w="120" w:type="dxa"/>
@@ -2834,7 +3158,35 @@
         </w:tc>
         <w:tc>
           <w:tcPr>
-            <w:tcW w:type="dxa" w:w="2448"/>
+            <w:tcW w:type="dxa" w:w="1656"/>
+            <w:tcMar>
+              <w:top w:w="80" w:type="dxa"/>
+              <w:start w:w="120" w:type="dxa"/>
+              <w:bottom w:w="80" w:type="dxa"/>
+              <w:end w:w="120" w:type="dxa"/>
+            </w:tcMar>
+            <w:vAlign w:val="center"/>
+          </w:tcPr>
+          <w:p>
+            <w:pPr>
+              <w:spacing w:after="0" w:line="276" w:lineRule="auto"/>
+            </w:pPr>
+            <w:r>
+              <w:rPr>
+                <w:rFonts w:ascii="Malgun Gothic" w:hAnsi="Malgun Gothic" w:eastAsia="Malgun Gothic"/>
+                <w:sz w:val="18"/>
+              </w:rPr>
+              <w:t>당신(쿤)</w:t>
+              <w:br/>
+              <w:t>나이(아유)</w:t>
+              <w:br/>
+              <w:t>얼마(타오 라이)</w:t>
+            </w:r>
+          </w:p>
+        </w:tc>
+        <w:tc>
+          <w:tcPr>
+            <w:tcW w:type="dxa" w:w="1800"/>
             <w:tcMar>
               <w:top w:w="80" w:type="dxa"/>
               <w:start w:w="120" w:type="dxa"/>
@@ -2860,7 +3212,7 @@
         </w:tc>
         <w:tc>
           <w:tcPr>
-            <w:tcW w:type="dxa" w:w="1800"/>
+            <w:tcW w:type="dxa" w:w="1584"/>
             <w:tcMar>
               <w:top w:w="80" w:type="dxa"/>
               <w:start w:w="120" w:type="dxa"/>
@@ -2886,7 +3238,7 @@
       <w:tr>
         <w:tc>
           <w:tcPr>
-            <w:tcW w:type="dxa" w:w="648"/>
+            <w:tcW w:type="dxa" w:w="576"/>
             <w:tcMar>
               <w:top w:w="80" w:type="dxa"/>
               <w:start w:w="120" w:type="dxa"/>
@@ -2910,7 +3262,7 @@
         </w:tc>
         <w:tc>
           <w:tcPr>
-            <w:tcW w:type="dxa" w:w="936"/>
+            <w:tcW w:type="dxa" w:w="792"/>
             <w:tcMar>
               <w:top w:w="80" w:type="dxa"/>
               <w:start w:w="120" w:type="dxa"/>
@@ -2934,7 +3286,7 @@
         </w:tc>
         <w:tc>
           <w:tcPr>
-            <w:tcW w:type="dxa" w:w="1584"/>
+            <w:tcW w:type="dxa" w:w="1296"/>
             <w:tcMar>
               <w:top w:w="80" w:type="dxa"/>
               <w:start w:w="120" w:type="dxa"/>
@@ -2958,7 +3310,7 @@
         </w:tc>
         <w:tc>
           <w:tcPr>
-            <w:tcW w:type="dxa" w:w="1944"/>
+            <w:tcW w:type="dxa" w:w="1656"/>
             <w:tcMar>
               <w:top w:w="80" w:type="dxa"/>
               <w:start w:w="120" w:type="dxa"/>
@@ -2982,7 +3334,35 @@
         </w:tc>
         <w:tc>
           <w:tcPr>
-            <w:tcW w:type="dxa" w:w="2448"/>
+            <w:tcW w:type="dxa" w:w="1656"/>
+            <w:tcMar>
+              <w:top w:w="80" w:type="dxa"/>
+              <w:start w:w="120" w:type="dxa"/>
+              <w:bottom w:w="80" w:type="dxa"/>
+              <w:end w:w="120" w:type="dxa"/>
+            </w:tcMar>
+            <w:vAlign w:val="center"/>
+          </w:tcPr>
+          <w:p>
+            <w:pPr>
+              <w:spacing w:after="0" w:line="276" w:lineRule="auto"/>
+            </w:pPr>
+            <w:r>
+              <w:rPr>
+                <w:rFonts w:ascii="Malgun Gothic" w:hAnsi="Malgun Gothic" w:eastAsia="Malgun Gothic"/>
+                <w:sz w:val="18"/>
+              </w:rPr>
+              <w:t>우리(푸악 라오)</w:t>
+              <w:br/>
+              <w:t>사랑하다(락)</w:t>
+              <w:br/>
+              <w:t>당신(쿤)</w:t>
+            </w:r>
+          </w:p>
+        </w:tc>
+        <w:tc>
+          <w:tcPr>
+            <w:tcW w:type="dxa" w:w="1800"/>
             <w:tcMar>
               <w:top w:w="80" w:type="dxa"/>
               <w:start w:w="120" w:type="dxa"/>
@@ -3014,7 +3394,7 @@
         </w:tc>
         <w:tc>
           <w:tcPr>
-            <w:tcW w:type="dxa" w:w="1800"/>
+            <w:tcW w:type="dxa" w:w="1584"/>
             <w:tcMar>
               <w:top w:w="80" w:type="dxa"/>
               <w:start w:w="120" w:type="dxa"/>
@@ -3058,17 +3438,18 @@
         <w:tblLook w:firstColumn="1" w:firstRow="1" w:lastColumn="0" w:lastRow="0" w:noHBand="0" w:noVBand="1" w:val="04A0"/>
       </w:tblPr>
       <w:tblGrid>
-        <w:gridCol w:w="1560"/>
-        <w:gridCol w:w="1560"/>
-        <w:gridCol w:w="1560"/>
-        <w:gridCol w:w="1560"/>
-        <w:gridCol w:w="1560"/>
-        <w:gridCol w:w="1560"/>
+        <w:gridCol w:w="1337"/>
+        <w:gridCol w:w="1337"/>
+        <w:gridCol w:w="1337"/>
+        <w:gridCol w:w="1337"/>
+        <w:gridCol w:w="1337"/>
+        <w:gridCol w:w="1337"/>
+        <w:gridCol w:w="1337"/>
       </w:tblGrid>
       <w:tr>
         <w:tc>
           <w:tcPr>
-            <w:tcW w:type="dxa" w:w="648"/>
+            <w:tcW w:type="dxa" w:w="576"/>
             <w:tcMar>
               <w:top w:w="80" w:type="dxa"/>
               <w:start w:w="120" w:type="dxa"/>
@@ -3095,7 +3476,7 @@
         </w:tc>
         <w:tc>
           <w:tcPr>
-            <w:tcW w:type="dxa" w:w="936"/>
+            <w:tcW w:type="dxa" w:w="792"/>
             <w:tcMar>
               <w:top w:w="80" w:type="dxa"/>
               <w:start w:w="120" w:type="dxa"/>
@@ -3122,7 +3503,7 @@
         </w:tc>
         <w:tc>
           <w:tcPr>
-            <w:tcW w:type="dxa" w:w="1584"/>
+            <w:tcW w:type="dxa" w:w="1296"/>
             <w:tcMar>
               <w:top w:w="80" w:type="dxa"/>
               <w:start w:w="120" w:type="dxa"/>
@@ -3149,7 +3530,7 @@
         </w:tc>
         <w:tc>
           <w:tcPr>
-            <w:tcW w:type="dxa" w:w="1944"/>
+            <w:tcW w:type="dxa" w:w="1656"/>
             <w:tcMar>
               <w:top w:w="80" w:type="dxa"/>
               <w:start w:w="120" w:type="dxa"/>
@@ -3176,7 +3557,7 @@
         </w:tc>
         <w:tc>
           <w:tcPr>
-            <w:tcW w:type="dxa" w:w="2448"/>
+            <w:tcW w:type="dxa" w:w="1656"/>
             <w:tcMar>
               <w:top w:w="80" w:type="dxa"/>
               <w:start w:w="120" w:type="dxa"/>
@@ -3197,7 +3578,7 @@
                 <w:color w:val="1F4D78"/>
                 <w:sz w:val="18"/>
               </w:rPr>
-              <w:t>복습 문장</w:t>
+              <w:t>핵심 단어</w:t>
             </w:r>
           </w:p>
         </w:tc>
@@ -3224,6 +3605,33 @@
                 <w:color w:val="1F4D78"/>
                 <w:sz w:val="18"/>
               </w:rPr>
+              <w:t>복습 문장</w:t>
+            </w:r>
+          </w:p>
+        </w:tc>
+        <w:tc>
+          <w:tcPr>
+            <w:tcW w:type="dxa" w:w="1584"/>
+            <w:tcMar>
+              <w:top w:w="80" w:type="dxa"/>
+              <w:start w:w="120" w:type="dxa"/>
+              <w:bottom w:w="80" w:type="dxa"/>
+              <w:end w:w="120" w:type="dxa"/>
+            </w:tcMar>
+            <w:vAlign w:val="center"/>
+            <w:shd w:fill="E8EEF5"/>
+          </w:tcPr>
+          <w:p>
+            <w:pPr>
+              <w:spacing w:after="0" w:line="276" w:lineRule="auto"/>
+            </w:pPr>
+            <w:r>
+              <w:rPr>
+                <w:rFonts w:ascii="Malgun Gothic" w:hAnsi="Malgun Gothic" w:eastAsia="Malgun Gothic"/>
+                <w:b/>
+                <w:color w:val="1F4D78"/>
+                <w:sz w:val="18"/>
+              </w:rPr>
               <w:t>말하기 미션</w:t>
             </w:r>
           </w:p>
@@ -3232,7 +3640,7 @@
       <w:tr>
         <w:tc>
           <w:tcPr>
-            <w:tcW w:type="dxa" w:w="648"/>
+            <w:tcW w:type="dxa" w:w="576"/>
             <w:tcMar>
               <w:top w:w="80" w:type="dxa"/>
               <w:start w:w="120" w:type="dxa"/>
@@ -3256,7 +3664,7 @@
         </w:tc>
         <w:tc>
           <w:tcPr>
-            <w:tcW w:type="dxa" w:w="936"/>
+            <w:tcW w:type="dxa" w:w="792"/>
             <w:tcMar>
               <w:top w:w="80" w:type="dxa"/>
               <w:start w:w="120" w:type="dxa"/>
@@ -3280,7 +3688,7 @@
         </w:tc>
         <w:tc>
           <w:tcPr>
-            <w:tcW w:type="dxa" w:w="1584"/>
+            <w:tcW w:type="dxa" w:w="1296"/>
             <w:tcMar>
               <w:top w:w="80" w:type="dxa"/>
               <w:start w:w="120" w:type="dxa"/>
@@ -3304,7 +3712,7 @@
         </w:tc>
         <w:tc>
           <w:tcPr>
-            <w:tcW w:type="dxa" w:w="1944"/>
+            <w:tcW w:type="dxa" w:w="1656"/>
             <w:tcMar>
               <w:top w:w="80" w:type="dxa"/>
               <w:start w:w="120" w:type="dxa"/>
@@ -3328,7 +3736,35 @@
         </w:tc>
         <w:tc>
           <w:tcPr>
-            <w:tcW w:type="dxa" w:w="2448"/>
+            <w:tcW w:type="dxa" w:w="1656"/>
+            <w:tcMar>
+              <w:top w:w="80" w:type="dxa"/>
+              <w:start w:w="120" w:type="dxa"/>
+              <w:bottom w:w="80" w:type="dxa"/>
+              <w:end w:w="120" w:type="dxa"/>
+            </w:tcMar>
+            <w:vAlign w:val="center"/>
+          </w:tcPr>
+          <w:p>
+            <w:pPr>
+              <w:spacing w:after="0" w:line="276" w:lineRule="auto"/>
+            </w:pPr>
+            <w:r>
+              <w:rPr>
+                <w:rFonts w:ascii="Malgun Gothic" w:hAnsi="Malgun Gothic" w:eastAsia="Malgun Gothic"/>
+                <w:sz w:val="18"/>
+              </w:rPr>
+              <w:t>화장실(헝남)</w:t>
+              <w:br/>
+              <w:t>~에 있다(유)</w:t>
+              <w:br/>
+              <w:t>어디(티 나이)</w:t>
+            </w:r>
+          </w:p>
+        </w:tc>
+        <w:tc>
+          <w:tcPr>
+            <w:tcW w:type="dxa" w:w="1800"/>
             <w:tcMar>
               <w:top w:w="80" w:type="dxa"/>
               <w:start w:w="120" w:type="dxa"/>
@@ -3354,7 +3790,7 @@
         </w:tc>
         <w:tc>
           <w:tcPr>
-            <w:tcW w:type="dxa" w:w="1800"/>
+            <w:tcW w:type="dxa" w:w="1584"/>
             <w:tcMar>
               <w:top w:w="80" w:type="dxa"/>
               <w:start w:w="120" w:type="dxa"/>
@@ -3380,7 +3816,7 @@
       <w:tr>
         <w:tc>
           <w:tcPr>
-            <w:tcW w:type="dxa" w:w="648"/>
+            <w:tcW w:type="dxa" w:w="576"/>
             <w:tcMar>
               <w:top w:w="80" w:type="dxa"/>
               <w:start w:w="120" w:type="dxa"/>
@@ -3404,7 +3840,7 @@
         </w:tc>
         <w:tc>
           <w:tcPr>
-            <w:tcW w:type="dxa" w:w="936"/>
+            <w:tcW w:type="dxa" w:w="792"/>
             <w:tcMar>
               <w:top w:w="80" w:type="dxa"/>
               <w:start w:w="120" w:type="dxa"/>
@@ -3428,7 +3864,7 @@
         </w:tc>
         <w:tc>
           <w:tcPr>
-            <w:tcW w:type="dxa" w:w="1584"/>
+            <w:tcW w:type="dxa" w:w="1296"/>
             <w:tcMar>
               <w:top w:w="80" w:type="dxa"/>
               <w:start w:w="120" w:type="dxa"/>
@@ -3452,7 +3888,7 @@
         </w:tc>
         <w:tc>
           <w:tcPr>
-            <w:tcW w:type="dxa" w:w="1944"/>
+            <w:tcW w:type="dxa" w:w="1656"/>
             <w:tcMar>
               <w:top w:w="80" w:type="dxa"/>
               <w:start w:w="120" w:type="dxa"/>
@@ -3478,7 +3914,41 @@
         </w:tc>
         <w:tc>
           <w:tcPr>
-            <w:tcW w:type="dxa" w:w="2448"/>
+            <w:tcW w:type="dxa" w:w="1656"/>
+            <w:tcMar>
+              <w:top w:w="80" w:type="dxa"/>
+              <w:start w:w="120" w:type="dxa"/>
+              <w:bottom w:w="80" w:type="dxa"/>
+              <w:end w:w="120" w:type="dxa"/>
+            </w:tcMar>
+            <w:vAlign w:val="center"/>
+          </w:tcPr>
+          <w:p>
+            <w:pPr>
+              <w:spacing w:after="0" w:line="276" w:lineRule="auto"/>
+            </w:pPr>
+            <w:r>
+              <w:rPr>
+                <w:rFonts w:ascii="Malgun Gothic" w:hAnsi="Malgun Gothic" w:eastAsia="Malgun Gothic"/>
+                <w:sz w:val="18"/>
+              </w:rPr>
+              <w:t>드시다/먹다(탄)</w:t>
+              <w:br/>
+              <w:t>~에게/~하도록(하이)</w:t>
+              <w:br/>
+              <w:t>맛있다(아러이)</w:t>
+              <w:br/>
+              <w:t>많이/매우(막)</w:t>
+              <w:br/>
+              <w:t>부드러운 권유 어미(나)</w:t>
+              <w:br/>
+              <w:t>정말(찡찡)</w:t>
+            </w:r>
+          </w:p>
+        </w:tc>
+        <w:tc>
+          <w:tcPr>
+            <w:tcW w:type="dxa" w:w="1800"/>
             <w:tcMar>
               <w:top w:w="80" w:type="dxa"/>
               <w:start w:w="120" w:type="dxa"/>
@@ -3502,7 +3972,7 @@
         </w:tc>
         <w:tc>
           <w:tcPr>
-            <w:tcW w:type="dxa" w:w="1800"/>
+            <w:tcW w:type="dxa" w:w="1584"/>
             <w:tcMar>
               <w:top w:w="80" w:type="dxa"/>
               <w:start w:w="120" w:type="dxa"/>
@@ -3528,7 +3998,7 @@
       <w:tr>
         <w:tc>
           <w:tcPr>
-            <w:tcW w:type="dxa" w:w="648"/>
+            <w:tcW w:type="dxa" w:w="576"/>
             <w:tcMar>
               <w:top w:w="80" w:type="dxa"/>
               <w:start w:w="120" w:type="dxa"/>
@@ -3552,7 +4022,7 @@
         </w:tc>
         <w:tc>
           <w:tcPr>
-            <w:tcW w:type="dxa" w:w="936"/>
+            <w:tcW w:type="dxa" w:w="792"/>
             <w:tcMar>
               <w:top w:w="80" w:type="dxa"/>
               <w:start w:w="120" w:type="dxa"/>
@@ -3576,7 +4046,7 @@
         </w:tc>
         <w:tc>
           <w:tcPr>
-            <w:tcW w:type="dxa" w:w="1584"/>
+            <w:tcW w:type="dxa" w:w="1296"/>
             <w:tcMar>
               <w:top w:w="80" w:type="dxa"/>
               <w:start w:w="120" w:type="dxa"/>
@@ -3600,7 +4070,7 @@
         </w:tc>
         <w:tc>
           <w:tcPr>
-            <w:tcW w:type="dxa" w:w="1944"/>
+            <w:tcW w:type="dxa" w:w="1656"/>
             <w:tcMar>
               <w:top w:w="80" w:type="dxa"/>
               <w:start w:w="120" w:type="dxa"/>
@@ -3624,7 +4094,33 @@
         </w:tc>
         <w:tc>
           <w:tcPr>
-            <w:tcW w:type="dxa" w:w="2448"/>
+            <w:tcW w:type="dxa" w:w="1656"/>
+            <w:tcMar>
+              <w:top w:w="80" w:type="dxa"/>
+              <w:start w:w="120" w:type="dxa"/>
+              <w:bottom w:w="80" w:type="dxa"/>
+              <w:end w:w="120" w:type="dxa"/>
+            </w:tcMar>
+            <w:vAlign w:val="center"/>
+          </w:tcPr>
+          <w:p>
+            <w:pPr>
+              <w:spacing w:after="0" w:line="276" w:lineRule="auto"/>
+            </w:pPr>
+            <w:r>
+              <w:rPr>
+                <w:rFonts w:ascii="Malgun Gothic" w:hAnsi="Malgun Gothic" w:eastAsia="Malgun Gothic"/>
+                <w:sz w:val="18"/>
+              </w:rPr>
+              <w:t>잘하다/똑똑하다(깽)</w:t>
+              <w:br/>
+              <w:t>많이/매우(막)</w:t>
+            </w:r>
+          </w:p>
+        </w:tc>
+        <w:tc>
+          <w:tcPr>
+            <w:tcW w:type="dxa" w:w="1800"/>
             <w:tcMar>
               <w:top w:w="80" w:type="dxa"/>
               <w:start w:w="120" w:type="dxa"/>
@@ -3650,7 +4146,7 @@
         </w:tc>
         <w:tc>
           <w:tcPr>
-            <w:tcW w:type="dxa" w:w="1800"/>
+            <w:tcW w:type="dxa" w:w="1584"/>
             <w:tcMar>
               <w:top w:w="80" w:type="dxa"/>
               <w:start w:w="120" w:type="dxa"/>
@@ -3676,7 +4172,7 @@
       <w:tr>
         <w:tc>
           <w:tcPr>
-            <w:tcW w:type="dxa" w:w="648"/>
+            <w:tcW w:type="dxa" w:w="576"/>
             <w:tcMar>
               <w:top w:w="80" w:type="dxa"/>
               <w:start w:w="120" w:type="dxa"/>
@@ -3700,7 +4196,7 @@
         </w:tc>
         <w:tc>
           <w:tcPr>
-            <w:tcW w:type="dxa" w:w="936"/>
+            <w:tcW w:type="dxa" w:w="792"/>
             <w:tcMar>
               <w:top w:w="80" w:type="dxa"/>
               <w:start w:w="120" w:type="dxa"/>
@@ -3724,7 +4220,7 @@
         </w:tc>
         <w:tc>
           <w:tcPr>
-            <w:tcW w:type="dxa" w:w="1584"/>
+            <w:tcW w:type="dxa" w:w="1296"/>
             <w:tcMar>
               <w:top w:w="80" w:type="dxa"/>
               <w:start w:w="120" w:type="dxa"/>
@@ -3748,7 +4244,7 @@
         </w:tc>
         <w:tc>
           <w:tcPr>
-            <w:tcW w:type="dxa" w:w="1944"/>
+            <w:tcW w:type="dxa" w:w="1656"/>
             <w:tcMar>
               <w:top w:w="80" w:type="dxa"/>
               <w:start w:w="120" w:type="dxa"/>
@@ -3774,7 +4270,37 @@
         </w:tc>
         <w:tc>
           <w:tcPr>
-            <w:tcW w:type="dxa" w:w="2448"/>
+            <w:tcW w:type="dxa" w:w="1656"/>
+            <w:tcMar>
+              <w:top w:w="80" w:type="dxa"/>
+              <w:start w:w="120" w:type="dxa"/>
+              <w:bottom w:w="80" w:type="dxa"/>
+              <w:end w:w="120" w:type="dxa"/>
+            </w:tcMar>
+            <w:vAlign w:val="center"/>
+          </w:tcPr>
+          <w:p>
+            <w:pPr>
+              <w:spacing w:after="0" w:line="276" w:lineRule="auto"/>
+            </w:pPr>
+            <w:r>
+              <w:rPr>
+                <w:rFonts w:ascii="Malgun Gothic" w:hAnsi="Malgun Gothic" w:eastAsia="Malgun Gothic"/>
+                <w:sz w:val="18"/>
+              </w:rPr>
+              <w:t>안녕히 가세요(라껀)</w:t>
+              <w:br/>
+              <w:t>그리고/그 후(래우)</w:t>
+              <w:br/>
+              <w:t>만나다(폽깐)</w:t>
+              <w:br/>
+              <w:t>다시/새로(마이)</w:t>
+            </w:r>
+          </w:p>
+        </w:tc>
+        <w:tc>
+          <w:tcPr>
+            <w:tcW w:type="dxa" w:w="1800"/>
             <w:tcMar>
               <w:top w:w="80" w:type="dxa"/>
               <w:start w:w="120" w:type="dxa"/>
@@ -3802,7 +4328,7 @@
         </w:tc>
         <w:tc>
           <w:tcPr>
-            <w:tcW w:type="dxa" w:w="1800"/>
+            <w:tcW w:type="dxa" w:w="1584"/>
             <w:tcMar>
               <w:top w:w="80" w:type="dxa"/>
               <w:start w:w="120" w:type="dxa"/>
@@ -3828,7 +4354,7 @@
       <w:tr>
         <w:tc>
           <w:tcPr>
-            <w:tcW w:type="dxa" w:w="648"/>
+            <w:tcW w:type="dxa" w:w="576"/>
             <w:tcMar>
               <w:top w:w="80" w:type="dxa"/>
               <w:start w:w="120" w:type="dxa"/>
@@ -3852,7 +4378,7 @@
         </w:tc>
         <w:tc>
           <w:tcPr>
-            <w:tcW w:type="dxa" w:w="936"/>
+            <w:tcW w:type="dxa" w:w="792"/>
             <w:tcMar>
               <w:top w:w="80" w:type="dxa"/>
               <w:start w:w="120" w:type="dxa"/>
@@ -3876,7 +4402,7 @@
         </w:tc>
         <w:tc>
           <w:tcPr>
-            <w:tcW w:type="dxa" w:w="1584"/>
+            <w:tcW w:type="dxa" w:w="1296"/>
             <w:tcMar>
               <w:top w:w="80" w:type="dxa"/>
               <w:start w:w="120" w:type="dxa"/>
@@ -3900,7 +4426,7 @@
         </w:tc>
         <w:tc>
           <w:tcPr>
-            <w:tcW w:type="dxa" w:w="1944"/>
+            <w:tcW w:type="dxa" w:w="1656"/>
             <w:tcMar>
               <w:top w:w="80" w:type="dxa"/>
               <w:start w:w="120" w:type="dxa"/>
@@ -3924,7 +4450,41 @@
         </w:tc>
         <w:tc>
           <w:tcPr>
-            <w:tcW w:type="dxa" w:w="2448"/>
+            <w:tcW w:type="dxa" w:w="1656"/>
+            <w:tcMar>
+              <w:top w:w="80" w:type="dxa"/>
+              <w:start w:w="120" w:type="dxa"/>
+              <w:bottom w:w="80" w:type="dxa"/>
+              <w:end w:w="120" w:type="dxa"/>
+            </w:tcMar>
+            <w:vAlign w:val="center"/>
+          </w:tcPr>
+          <w:p>
+            <w:pPr>
+              <w:spacing w:after="0" w:line="276" w:lineRule="auto"/>
+            </w:pPr>
+            <w:r>
+              <w:rPr>
+                <w:rFonts w:ascii="Malgun Gothic" w:hAnsi="Malgun Gothic" w:eastAsia="Malgun Gothic"/>
+                <w:sz w:val="18"/>
+              </w:rPr>
+              <w:t>나(남성)(폼)</w:t>
+              <w:br/>
+              <w:t>나(여성)(찬)</w:t>
+              <w:br/>
+              <w:t>~할 것이다(짜)</w:t>
+              <w:br/>
+              <w:t>기도하다(아팃탄)</w:t>
+              <w:br/>
+              <w:t>~에게/~하도록(하이)</w:t>
+              <w:br/>
+              <w:t>당신(쿤)</w:t>
+            </w:r>
+          </w:p>
+        </w:tc>
+        <w:tc>
+          <w:tcPr>
+            <w:tcW w:type="dxa" w:w="1800"/>
             <w:tcMar>
               <w:top w:w="80" w:type="dxa"/>
               <w:start w:w="120" w:type="dxa"/>
@@ -3958,7 +4518,7 @@
         </w:tc>
         <w:tc>
           <w:tcPr>
-            <w:tcW w:type="dxa" w:w="1800"/>
+            <w:tcW w:type="dxa" w:w="1584"/>
             <w:tcMar>
               <w:top w:w="80" w:type="dxa"/>
               <w:start w:w="120" w:type="dxa"/>
@@ -4002,17 +4562,18 @@
         <w:tblLook w:firstColumn="1" w:firstRow="1" w:lastColumn="0" w:lastRow="0" w:noHBand="0" w:noVBand="1" w:val="04A0"/>
       </w:tblPr>
       <w:tblGrid>
-        <w:gridCol w:w="1560"/>
-        <w:gridCol w:w="1560"/>
-        <w:gridCol w:w="1560"/>
-        <w:gridCol w:w="1560"/>
-        <w:gridCol w:w="1560"/>
-        <w:gridCol w:w="1560"/>
+        <w:gridCol w:w="1337"/>
+        <w:gridCol w:w="1337"/>
+        <w:gridCol w:w="1337"/>
+        <w:gridCol w:w="1337"/>
+        <w:gridCol w:w="1337"/>
+        <w:gridCol w:w="1337"/>
+        <w:gridCol w:w="1337"/>
       </w:tblGrid>
       <w:tr>
         <w:tc>
           <w:tcPr>
-            <w:tcW w:type="dxa" w:w="648"/>
+            <w:tcW w:type="dxa" w:w="576"/>
             <w:tcMar>
               <w:top w:w="80" w:type="dxa"/>
               <w:start w:w="120" w:type="dxa"/>
@@ -4039,7 +4600,7 @@
         </w:tc>
         <w:tc>
           <w:tcPr>
-            <w:tcW w:type="dxa" w:w="936"/>
+            <w:tcW w:type="dxa" w:w="792"/>
             <w:tcMar>
               <w:top w:w="80" w:type="dxa"/>
               <w:start w:w="120" w:type="dxa"/>
@@ -4066,7 +4627,7 @@
         </w:tc>
         <w:tc>
           <w:tcPr>
-            <w:tcW w:type="dxa" w:w="1584"/>
+            <w:tcW w:type="dxa" w:w="1296"/>
             <w:tcMar>
               <w:top w:w="80" w:type="dxa"/>
               <w:start w:w="120" w:type="dxa"/>
@@ -4093,7 +4654,7 @@
         </w:tc>
         <w:tc>
           <w:tcPr>
-            <w:tcW w:type="dxa" w:w="1944"/>
+            <w:tcW w:type="dxa" w:w="1656"/>
             <w:tcMar>
               <w:top w:w="80" w:type="dxa"/>
               <w:start w:w="120" w:type="dxa"/>
@@ -4120,7 +4681,7 @@
         </w:tc>
         <w:tc>
           <w:tcPr>
-            <w:tcW w:type="dxa" w:w="2448"/>
+            <w:tcW w:type="dxa" w:w="1656"/>
             <w:tcMar>
               <w:top w:w="80" w:type="dxa"/>
               <w:start w:w="120" w:type="dxa"/>
@@ -4141,7 +4702,7 @@
                 <w:color w:val="1F4D78"/>
                 <w:sz w:val="18"/>
               </w:rPr>
-              <w:t>복습 문장</w:t>
+              <w:t>핵심 단어</w:t>
             </w:r>
           </w:p>
         </w:tc>
@@ -4168,6 +4729,33 @@
                 <w:color w:val="1F4D78"/>
                 <w:sz w:val="18"/>
               </w:rPr>
+              <w:t>복습 문장</w:t>
+            </w:r>
+          </w:p>
+        </w:tc>
+        <w:tc>
+          <w:tcPr>
+            <w:tcW w:type="dxa" w:w="1584"/>
+            <w:tcMar>
+              <w:top w:w="80" w:type="dxa"/>
+              <w:start w:w="120" w:type="dxa"/>
+              <w:bottom w:w="80" w:type="dxa"/>
+              <w:end w:w="120" w:type="dxa"/>
+            </w:tcMar>
+            <w:vAlign w:val="center"/>
+            <w:shd w:fill="E8EEF5"/>
+          </w:tcPr>
+          <w:p>
+            <w:pPr>
+              <w:spacing w:after="0" w:line="276" w:lineRule="auto"/>
+            </w:pPr>
+            <w:r>
+              <w:rPr>
+                <w:rFonts w:ascii="Malgun Gothic" w:hAnsi="Malgun Gothic" w:eastAsia="Malgun Gothic"/>
+                <w:b/>
+                <w:color w:val="1F4D78"/>
+                <w:sz w:val="18"/>
+              </w:rPr>
               <w:t>말하기 미션</w:t>
             </w:r>
           </w:p>
@@ -4176,7 +4764,7 @@
       <w:tr>
         <w:tc>
           <w:tcPr>
-            <w:tcW w:type="dxa" w:w="648"/>
+            <w:tcW w:type="dxa" w:w="576"/>
             <w:tcMar>
               <w:top w:w="80" w:type="dxa"/>
               <w:start w:w="120" w:type="dxa"/>
@@ -4200,7 +4788,7 @@
         </w:tc>
         <w:tc>
           <w:tcPr>
-            <w:tcW w:type="dxa" w:w="936"/>
+            <w:tcW w:type="dxa" w:w="792"/>
             <w:tcMar>
               <w:top w:w="80" w:type="dxa"/>
               <w:start w:w="120" w:type="dxa"/>
@@ -4224,7 +4812,7 @@
         </w:tc>
         <w:tc>
           <w:tcPr>
-            <w:tcW w:type="dxa" w:w="1584"/>
+            <w:tcW w:type="dxa" w:w="1296"/>
             <w:tcMar>
               <w:top w:w="80" w:type="dxa"/>
               <w:start w:w="120" w:type="dxa"/>
@@ -4248,7 +4836,7 @@
         </w:tc>
         <w:tc>
           <w:tcPr>
-            <w:tcW w:type="dxa" w:w="1944"/>
+            <w:tcW w:type="dxa" w:w="1656"/>
             <w:tcMar>
               <w:top w:w="80" w:type="dxa"/>
               <w:start w:w="120" w:type="dxa"/>
@@ -4272,7 +4860,37 @@
         </w:tc>
         <w:tc>
           <w:tcPr>
-            <w:tcW w:type="dxa" w:w="2448"/>
+            <w:tcW w:type="dxa" w:w="1656"/>
+            <w:tcMar>
+              <w:top w:w="80" w:type="dxa"/>
+              <w:start w:w="120" w:type="dxa"/>
+              <w:bottom w:w="80" w:type="dxa"/>
+              <w:end w:w="120" w:type="dxa"/>
+            </w:tcMar>
+            <w:vAlign w:val="center"/>
+          </w:tcPr>
+          <w:p>
+            <w:pPr>
+              <w:spacing w:after="0" w:line="276" w:lineRule="auto"/>
+            </w:pPr>
+            <w:r>
+              <w:rPr>
+                <w:rFonts w:ascii="Malgun Gothic" w:hAnsi="Malgun Gothic" w:eastAsia="Malgun Gothic"/>
+                <w:sz w:val="18"/>
+              </w:rPr>
+              <w:t>예수님(프라예쑤)</w:t>
+              <w:br/>
+              <w:t>하시는/존칭 동사 표지(쏭)</w:t>
+              <w:br/>
+              <w:t>사랑하다(락)</w:t>
+              <w:br/>
+              <w:t>당신(쿤)</w:t>
+            </w:r>
+          </w:p>
+        </w:tc>
+        <w:tc>
+          <w:tcPr>
+            <w:tcW w:type="dxa" w:w="1800"/>
             <w:tcMar>
               <w:top w:w="80" w:type="dxa"/>
               <w:start w:w="120" w:type="dxa"/>
@@ -4300,7 +4918,7 @@
         </w:tc>
         <w:tc>
           <w:tcPr>
-            <w:tcW w:type="dxa" w:w="1800"/>
+            <w:tcW w:type="dxa" w:w="1584"/>
             <w:tcMar>
               <w:top w:w="80" w:type="dxa"/>
               <w:start w:w="120" w:type="dxa"/>
@@ -4326,7 +4944,7 @@
       <w:tr>
         <w:tc>
           <w:tcPr>
-            <w:tcW w:type="dxa" w:w="648"/>
+            <w:tcW w:type="dxa" w:w="576"/>
             <w:tcMar>
               <w:top w:w="80" w:type="dxa"/>
               <w:start w:w="120" w:type="dxa"/>
@@ -4350,7 +4968,7 @@
         </w:tc>
         <w:tc>
           <w:tcPr>
-            <w:tcW w:type="dxa" w:w="936"/>
+            <w:tcW w:type="dxa" w:w="792"/>
             <w:tcMar>
               <w:top w:w="80" w:type="dxa"/>
               <w:start w:w="120" w:type="dxa"/>
@@ -4374,79 +4992,109 @@
         </w:tc>
         <w:tc>
           <w:tcPr>
+            <w:tcW w:type="dxa" w:w="1296"/>
+            <w:tcMar>
+              <w:top w:w="80" w:type="dxa"/>
+              <w:start w:w="120" w:type="dxa"/>
+              <w:bottom w:w="80" w:type="dxa"/>
+              <w:end w:w="120" w:type="dxa"/>
+            </w:tcMar>
+            <w:vAlign w:val="center"/>
+          </w:tcPr>
+          <w:p>
+            <w:pPr>
+              <w:spacing w:after="0" w:line="276" w:lineRule="auto"/>
+            </w:pPr>
+            <w:r>
+              <w:rPr>
+                <w:rFonts w:ascii="Malgun Gothic" w:hAnsi="Malgun Gothic" w:eastAsia="Malgun Gothic"/>
+                <w:sz w:val="18"/>
+              </w:rPr>
+              <w:t>하나님의 사랑 전하기</w:t>
+            </w:r>
+          </w:p>
+        </w:tc>
+        <w:tc>
+          <w:tcPr>
+            <w:tcW w:type="dxa" w:w="1656"/>
+            <w:tcMar>
+              <w:top w:w="80" w:type="dxa"/>
+              <w:start w:w="120" w:type="dxa"/>
+              <w:bottom w:w="80" w:type="dxa"/>
+              <w:end w:w="120" w:type="dxa"/>
+            </w:tcMar>
+            <w:vAlign w:val="center"/>
+          </w:tcPr>
+          <w:p>
+            <w:pPr>
+              <w:spacing w:after="0" w:line="276" w:lineRule="auto"/>
+            </w:pPr>
+            <w:r>
+              <w:rPr>
+                <w:rFonts w:ascii="Malgun Gothic" w:hAnsi="Malgun Gothic" w:eastAsia="Malgun Gothic"/>
+                <w:sz w:val="18"/>
+              </w:rPr>
+              <w:t>18. 하나님은 당신을 사랑해요</w:t>
+            </w:r>
+          </w:p>
+        </w:tc>
+        <w:tc>
+          <w:tcPr>
+            <w:tcW w:type="dxa" w:w="1656"/>
+            <w:tcMar>
+              <w:top w:w="80" w:type="dxa"/>
+              <w:start w:w="120" w:type="dxa"/>
+              <w:bottom w:w="80" w:type="dxa"/>
+              <w:end w:w="120" w:type="dxa"/>
+            </w:tcMar>
+            <w:vAlign w:val="center"/>
+          </w:tcPr>
+          <w:p>
+            <w:pPr>
+              <w:spacing w:after="0" w:line="276" w:lineRule="auto"/>
+            </w:pPr>
+            <w:r>
+              <w:rPr>
+                <w:rFonts w:ascii="Malgun Gothic" w:hAnsi="Malgun Gothic" w:eastAsia="Malgun Gothic"/>
+                <w:sz w:val="18"/>
+              </w:rPr>
+              <w:t>하나님(프라짜오)</w:t>
+              <w:br/>
+              <w:t>하시는/존칭 동사 표지(쏭)</w:t>
+              <w:br/>
+              <w:t>사랑하다(락)</w:t>
+              <w:br/>
+              <w:t>당신(쿤)</w:t>
+            </w:r>
+          </w:p>
+        </w:tc>
+        <w:tc>
+          <w:tcPr>
+            <w:tcW w:type="dxa" w:w="1800"/>
+            <w:tcMar>
+              <w:top w:w="80" w:type="dxa"/>
+              <w:start w:w="120" w:type="dxa"/>
+              <w:bottom w:w="80" w:type="dxa"/>
+              <w:end w:w="120" w:type="dxa"/>
+            </w:tcMar>
+            <w:vAlign w:val="center"/>
+          </w:tcPr>
+          <w:p>
+            <w:pPr>
+              <w:spacing w:after="0" w:line="276" w:lineRule="auto"/>
+            </w:pPr>
+            <w:r>
+              <w:rPr>
+                <w:rFonts w:ascii="Malgun Gothic" w:hAnsi="Malgun Gothic" w:eastAsia="Malgun Gothic"/>
+                <w:sz w:val="18"/>
+              </w:rPr>
+              <w:t>17. 예수님이 당신을 사랑해요</w:t>
+            </w:r>
+          </w:p>
+        </w:tc>
+        <w:tc>
+          <w:tcPr>
             <w:tcW w:type="dxa" w:w="1584"/>
-            <w:tcMar>
-              <w:top w:w="80" w:type="dxa"/>
-              <w:start w:w="120" w:type="dxa"/>
-              <w:bottom w:w="80" w:type="dxa"/>
-              <w:end w:w="120" w:type="dxa"/>
-            </w:tcMar>
-            <w:vAlign w:val="center"/>
-          </w:tcPr>
-          <w:p>
-            <w:pPr>
-              <w:spacing w:after="0" w:line="276" w:lineRule="auto"/>
-            </w:pPr>
-            <w:r>
-              <w:rPr>
-                <w:rFonts w:ascii="Malgun Gothic" w:hAnsi="Malgun Gothic" w:eastAsia="Malgun Gothic"/>
-                <w:sz w:val="18"/>
-              </w:rPr>
-              <w:t>하나님의 사랑 전하기</w:t>
-            </w:r>
-          </w:p>
-        </w:tc>
-        <w:tc>
-          <w:tcPr>
-            <w:tcW w:type="dxa" w:w="1944"/>
-            <w:tcMar>
-              <w:top w:w="80" w:type="dxa"/>
-              <w:start w:w="120" w:type="dxa"/>
-              <w:bottom w:w="80" w:type="dxa"/>
-              <w:end w:w="120" w:type="dxa"/>
-            </w:tcMar>
-            <w:vAlign w:val="center"/>
-          </w:tcPr>
-          <w:p>
-            <w:pPr>
-              <w:spacing w:after="0" w:line="276" w:lineRule="auto"/>
-            </w:pPr>
-            <w:r>
-              <w:rPr>
-                <w:rFonts w:ascii="Malgun Gothic" w:hAnsi="Malgun Gothic" w:eastAsia="Malgun Gothic"/>
-                <w:sz w:val="18"/>
-              </w:rPr>
-              <w:t>18. 하나님은 당신을 사랑해요</w:t>
-            </w:r>
-          </w:p>
-        </w:tc>
-        <w:tc>
-          <w:tcPr>
-            <w:tcW w:type="dxa" w:w="2448"/>
-            <w:tcMar>
-              <w:top w:w="80" w:type="dxa"/>
-              <w:start w:w="120" w:type="dxa"/>
-              <w:bottom w:w="80" w:type="dxa"/>
-              <w:end w:w="120" w:type="dxa"/>
-            </w:tcMar>
-            <w:vAlign w:val="center"/>
-          </w:tcPr>
-          <w:p>
-            <w:pPr>
-              <w:spacing w:after="0" w:line="276" w:lineRule="auto"/>
-            </w:pPr>
-            <w:r>
-              <w:rPr>
-                <w:rFonts w:ascii="Malgun Gothic" w:hAnsi="Malgun Gothic" w:eastAsia="Malgun Gothic"/>
-                <w:sz w:val="18"/>
-              </w:rPr>
-              <w:t>17. 예수님이 당신을 사랑해요</w:t>
-            </w:r>
-          </w:p>
-        </w:tc>
-        <w:tc>
-          <w:tcPr>
-            <w:tcW w:type="dxa" w:w="1800"/>
             <w:tcMar>
               <w:top w:w="80" w:type="dxa"/>
               <w:start w:w="120" w:type="dxa"/>
@@ -4472,7 +5120,7 @@
       <w:tr>
         <w:tc>
           <w:tcPr>
-            <w:tcW w:type="dxa" w:w="648"/>
+            <w:tcW w:type="dxa" w:w="576"/>
             <w:tcMar>
               <w:top w:w="80" w:type="dxa"/>
               <w:start w:w="120" w:type="dxa"/>
@@ -4496,7 +5144,7 @@
         </w:tc>
         <w:tc>
           <w:tcPr>
-            <w:tcW w:type="dxa" w:w="936"/>
+            <w:tcW w:type="dxa" w:w="792"/>
             <w:tcMar>
               <w:top w:w="80" w:type="dxa"/>
               <w:start w:w="120" w:type="dxa"/>
@@ -4520,7 +5168,7 @@
         </w:tc>
         <w:tc>
           <w:tcPr>
-            <w:tcW w:type="dxa" w:w="1584"/>
+            <w:tcW w:type="dxa" w:w="1296"/>
             <w:tcMar>
               <w:top w:w="80" w:type="dxa"/>
               <w:start w:w="120" w:type="dxa"/>
@@ -4544,7 +5192,7 @@
         </w:tc>
         <w:tc>
           <w:tcPr>
-            <w:tcW w:type="dxa" w:w="1944"/>
+            <w:tcW w:type="dxa" w:w="1656"/>
             <w:tcMar>
               <w:top w:w="80" w:type="dxa"/>
               <w:start w:w="120" w:type="dxa"/>
@@ -4568,7 +5216,37 @@
         </w:tc>
         <w:tc>
           <w:tcPr>
-            <w:tcW w:type="dxa" w:w="2448"/>
+            <w:tcW w:type="dxa" w:w="1656"/>
+            <w:tcMar>
+              <w:top w:w="80" w:type="dxa"/>
+              <w:start w:w="120" w:type="dxa"/>
+              <w:bottom w:w="80" w:type="dxa"/>
+              <w:end w:w="120" w:type="dxa"/>
+            </w:tcMar>
+            <w:vAlign w:val="center"/>
+          </w:tcPr>
+          <w:p>
+            <w:pPr>
+              <w:spacing w:after="0" w:line="276" w:lineRule="auto"/>
+            </w:pPr>
+            <w:r>
+              <w:rPr>
+                <w:rFonts w:ascii="Malgun Gothic" w:hAnsi="Malgun Gothic" w:eastAsia="Malgun Gothic"/>
+                <w:sz w:val="18"/>
+              </w:rPr>
+              <w:t>하나님(프라짜오)</w:t>
+              <w:br/>
+              <w:t>청하다/바라다(커)</w:t>
+              <w:br/>
+              <w:t>축복하다(우아이폰)</w:t>
+              <w:br/>
+              <w:t>당신(쿤)</w:t>
+            </w:r>
+          </w:p>
+        </w:tc>
+        <w:tc>
+          <w:tcPr>
+            <w:tcW w:type="dxa" w:w="1800"/>
             <w:tcMar>
               <w:top w:w="80" w:type="dxa"/>
               <w:start w:w="120" w:type="dxa"/>
@@ -4594,7 +5272,7 @@
         </w:tc>
         <w:tc>
           <w:tcPr>
-            <w:tcW w:type="dxa" w:w="1800"/>
+            <w:tcW w:type="dxa" w:w="1584"/>
             <w:tcMar>
               <w:top w:w="80" w:type="dxa"/>
               <w:start w:w="120" w:type="dxa"/>
@@ -4620,7 +5298,7 @@
       <w:tr>
         <w:tc>
           <w:tcPr>
-            <w:tcW w:type="dxa" w:w="648"/>
+            <w:tcW w:type="dxa" w:w="576"/>
             <w:tcMar>
               <w:top w:w="80" w:type="dxa"/>
               <w:start w:w="120" w:type="dxa"/>
@@ -4644,7 +5322,7 @@
         </w:tc>
         <w:tc>
           <w:tcPr>
-            <w:tcW w:type="dxa" w:w="936"/>
+            <w:tcW w:type="dxa" w:w="792"/>
             <w:tcMar>
               <w:top w:w="80" w:type="dxa"/>
               <w:start w:w="120" w:type="dxa"/>
@@ -4668,7 +5346,7 @@
         </w:tc>
         <w:tc>
           <w:tcPr>
-            <w:tcW w:type="dxa" w:w="1584"/>
+            <w:tcW w:type="dxa" w:w="1296"/>
             <w:tcMar>
               <w:top w:w="80" w:type="dxa"/>
               <w:start w:w="120" w:type="dxa"/>
@@ -4692,7 +5370,7 @@
         </w:tc>
         <w:tc>
           <w:tcPr>
-            <w:tcW w:type="dxa" w:w="1944"/>
+            <w:tcW w:type="dxa" w:w="1656"/>
             <w:tcMar>
               <w:top w:w="80" w:type="dxa"/>
               <w:start w:w="120" w:type="dxa"/>
@@ -4716,7 +5394,37 @@
         </w:tc>
         <w:tc>
           <w:tcPr>
-            <w:tcW w:type="dxa" w:w="2448"/>
+            <w:tcW w:type="dxa" w:w="1656"/>
+            <w:tcMar>
+              <w:top w:w="80" w:type="dxa"/>
+              <w:start w:w="120" w:type="dxa"/>
+              <w:bottom w:w="80" w:type="dxa"/>
+              <w:end w:w="120" w:type="dxa"/>
+            </w:tcMar>
+            <w:vAlign w:val="center"/>
+          </w:tcPr>
+          <w:p>
+            <w:pPr>
+              <w:spacing w:after="0" w:line="276" w:lineRule="auto"/>
+            </w:pPr>
+            <w:r>
+              <w:rPr>
+                <w:rFonts w:ascii="Malgun Gothic" w:hAnsi="Malgun Gothic" w:eastAsia="Malgun Gothic"/>
+                <w:sz w:val="18"/>
+              </w:rPr>
+              <w:t>하나님(프라짜오)</w:t>
+              <w:br/>
+              <w:t>하시는/존칭 동사 표지(쏭)</w:t>
+              <w:br/>
+              <w:t>~이다(뻰)</w:t>
+              <w:br/>
+              <w:t>사랑(콰락)</w:t>
+            </w:r>
+          </w:p>
+        </w:tc>
+        <w:tc>
+          <w:tcPr>
+            <w:tcW w:type="dxa" w:w="1800"/>
             <w:tcMar>
               <w:top w:w="80" w:type="dxa"/>
               <w:start w:w="120" w:type="dxa"/>
@@ -4744,7 +5452,7 @@
         </w:tc>
         <w:tc>
           <w:tcPr>
-            <w:tcW w:type="dxa" w:w="1800"/>
+            <w:tcW w:type="dxa" w:w="1584"/>
             <w:tcMar>
               <w:top w:w="80" w:type="dxa"/>
               <w:start w:w="120" w:type="dxa"/>
@@ -4770,7 +5478,7 @@
       <w:tr>
         <w:tc>
           <w:tcPr>
-            <w:tcW w:type="dxa" w:w="648"/>
+            <w:tcW w:type="dxa" w:w="576"/>
             <w:tcMar>
               <w:top w:w="80" w:type="dxa"/>
               <w:start w:w="120" w:type="dxa"/>
@@ -4794,7 +5502,7 @@
         </w:tc>
         <w:tc>
           <w:tcPr>
-            <w:tcW w:type="dxa" w:w="936"/>
+            <w:tcW w:type="dxa" w:w="792"/>
             <w:tcMar>
               <w:top w:w="80" w:type="dxa"/>
               <w:start w:w="120" w:type="dxa"/>
@@ -4818,7 +5526,7 @@
         </w:tc>
         <w:tc>
           <w:tcPr>
-            <w:tcW w:type="dxa" w:w="1584"/>
+            <w:tcW w:type="dxa" w:w="1296"/>
             <w:tcMar>
               <w:top w:w="80" w:type="dxa"/>
               <w:start w:w="120" w:type="dxa"/>
@@ -4842,7 +5550,7 @@
         </w:tc>
         <w:tc>
           <w:tcPr>
-            <w:tcW w:type="dxa" w:w="1944"/>
+            <w:tcW w:type="dxa" w:w="1656"/>
             <w:tcMar>
               <w:top w:w="80" w:type="dxa"/>
               <w:start w:w="120" w:type="dxa"/>
@@ -4866,7 +5574,37 @@
         </w:tc>
         <w:tc>
           <w:tcPr>
-            <w:tcW w:type="dxa" w:w="2448"/>
+            <w:tcW w:type="dxa" w:w="1656"/>
+            <w:tcMar>
+              <w:top w:w="80" w:type="dxa"/>
+              <w:start w:w="120" w:type="dxa"/>
+              <w:bottom w:w="80" w:type="dxa"/>
+              <w:end w:w="120" w:type="dxa"/>
+            </w:tcMar>
+            <w:vAlign w:val="center"/>
+          </w:tcPr>
+          <w:p>
+            <w:pPr>
+              <w:spacing w:after="0" w:line="276" w:lineRule="auto"/>
+            </w:pPr>
+            <w:r>
+              <w:rPr>
+                <w:rFonts w:ascii="Malgun Gothic" w:hAnsi="Malgun Gothic" w:eastAsia="Malgun Gothic"/>
+                <w:sz w:val="18"/>
+              </w:rPr>
+              <w:t>오다(마)</w:t>
+              <w:br/>
+              <w:t>노래하다(롱 플렝)</w:t>
+              <w:br/>
+              <w:t>찬양하다(싼쓴)</w:t>
+              <w:br/>
+              <w:t>함께(두아이깐)</w:t>
+            </w:r>
+          </w:p>
+        </w:tc>
+        <w:tc>
+          <w:tcPr>
+            <w:tcW w:type="dxa" w:w="1800"/>
             <w:tcMar>
               <w:top w:w="80" w:type="dxa"/>
               <w:start w:w="120" w:type="dxa"/>
@@ -4896,7 +5634,7 @@
         </w:tc>
         <w:tc>
           <w:tcPr>
-            <w:tcW w:type="dxa" w:w="1800"/>
+            <w:tcW w:type="dxa" w:w="1584"/>
             <w:tcMar>
               <w:top w:w="80" w:type="dxa"/>
               <w:start w:w="120" w:type="dxa"/>
@@ -4940,17 +5678,18 @@
         <w:tblLook w:firstColumn="1" w:firstRow="1" w:lastColumn="0" w:lastRow="0" w:noHBand="0" w:noVBand="1" w:val="04A0"/>
       </w:tblPr>
       <w:tblGrid>
-        <w:gridCol w:w="1560"/>
-        <w:gridCol w:w="1560"/>
-        <w:gridCol w:w="1560"/>
-        <w:gridCol w:w="1560"/>
-        <w:gridCol w:w="1560"/>
-        <w:gridCol w:w="1560"/>
+        <w:gridCol w:w="1337"/>
+        <w:gridCol w:w="1337"/>
+        <w:gridCol w:w="1337"/>
+        <w:gridCol w:w="1337"/>
+        <w:gridCol w:w="1337"/>
+        <w:gridCol w:w="1337"/>
+        <w:gridCol w:w="1337"/>
       </w:tblGrid>
       <w:tr>
         <w:tc>
           <w:tcPr>
-            <w:tcW w:type="dxa" w:w="648"/>
+            <w:tcW w:type="dxa" w:w="576"/>
             <w:tcMar>
               <w:top w:w="80" w:type="dxa"/>
               <w:start w:w="120" w:type="dxa"/>
@@ -4977,7 +5716,7 @@
         </w:tc>
         <w:tc>
           <w:tcPr>
-            <w:tcW w:type="dxa" w:w="936"/>
+            <w:tcW w:type="dxa" w:w="792"/>
             <w:tcMar>
               <w:top w:w="80" w:type="dxa"/>
               <w:start w:w="120" w:type="dxa"/>
@@ -5004,7 +5743,7 @@
         </w:tc>
         <w:tc>
           <w:tcPr>
-            <w:tcW w:type="dxa" w:w="1584"/>
+            <w:tcW w:type="dxa" w:w="1296"/>
             <w:tcMar>
               <w:top w:w="80" w:type="dxa"/>
               <w:start w:w="120" w:type="dxa"/>
@@ -5031,7 +5770,7 @@
         </w:tc>
         <w:tc>
           <w:tcPr>
-            <w:tcW w:type="dxa" w:w="1944"/>
+            <w:tcW w:type="dxa" w:w="1656"/>
             <w:tcMar>
               <w:top w:w="80" w:type="dxa"/>
               <w:start w:w="120" w:type="dxa"/>
@@ -5058,7 +5797,7 @@
         </w:tc>
         <w:tc>
           <w:tcPr>
-            <w:tcW w:type="dxa" w:w="2448"/>
+            <w:tcW w:type="dxa" w:w="1656"/>
             <w:tcMar>
               <w:top w:w="80" w:type="dxa"/>
               <w:start w:w="120" w:type="dxa"/>
@@ -5079,7 +5818,7 @@
                 <w:color w:val="1F4D78"/>
                 <w:sz w:val="18"/>
               </w:rPr>
-              <w:t>복습 문장</w:t>
+              <w:t>핵심 단어</w:t>
             </w:r>
           </w:p>
         </w:tc>
@@ -5106,6 +5845,33 @@
                 <w:color w:val="1F4D78"/>
                 <w:sz w:val="18"/>
               </w:rPr>
+              <w:t>복습 문장</w:t>
+            </w:r>
+          </w:p>
+        </w:tc>
+        <w:tc>
+          <w:tcPr>
+            <w:tcW w:type="dxa" w:w="1584"/>
+            <w:tcMar>
+              <w:top w:w="80" w:type="dxa"/>
+              <w:start w:w="120" w:type="dxa"/>
+              <w:bottom w:w="80" w:type="dxa"/>
+              <w:end w:w="120" w:type="dxa"/>
+            </w:tcMar>
+            <w:vAlign w:val="center"/>
+            <w:shd w:fill="E8EEF5"/>
+          </w:tcPr>
+          <w:p>
+            <w:pPr>
+              <w:spacing w:after="0" w:line="276" w:lineRule="auto"/>
+            </w:pPr>
+            <w:r>
+              <w:rPr>
+                <w:rFonts w:ascii="Malgun Gothic" w:hAnsi="Malgun Gothic" w:eastAsia="Malgun Gothic"/>
+                <w:b/>
+                <w:color w:val="1F4D78"/>
+                <w:sz w:val="18"/>
+              </w:rPr>
               <w:t>말하기 미션</w:t>
             </w:r>
           </w:p>
@@ -5114,7 +5880,7 @@
       <w:tr>
         <w:tc>
           <w:tcPr>
-            <w:tcW w:type="dxa" w:w="648"/>
+            <w:tcW w:type="dxa" w:w="576"/>
             <w:tcMar>
               <w:top w:w="80" w:type="dxa"/>
               <w:start w:w="120" w:type="dxa"/>
@@ -5138,7 +5904,7 @@
         </w:tc>
         <w:tc>
           <w:tcPr>
-            <w:tcW w:type="dxa" w:w="936"/>
+            <w:tcW w:type="dxa" w:w="792"/>
             <w:tcMar>
               <w:top w:w="80" w:type="dxa"/>
               <w:start w:w="120" w:type="dxa"/>
@@ -5162,7 +5928,7 @@
         </w:tc>
         <w:tc>
           <w:tcPr>
-            <w:tcW w:type="dxa" w:w="1584"/>
+            <w:tcW w:type="dxa" w:w="1296"/>
             <w:tcMar>
               <w:top w:w="80" w:type="dxa"/>
               <w:start w:w="120" w:type="dxa"/>
@@ -5186,7 +5952,7 @@
         </w:tc>
         <w:tc>
           <w:tcPr>
-            <w:tcW w:type="dxa" w:w="1944"/>
+            <w:tcW w:type="dxa" w:w="1656"/>
             <w:tcMar>
               <w:top w:w="80" w:type="dxa"/>
               <w:start w:w="120" w:type="dxa"/>
@@ -5210,7 +5976,33 @@
         </w:tc>
         <w:tc>
           <w:tcPr>
-            <w:tcW w:type="dxa" w:w="2448"/>
+            <w:tcW w:type="dxa" w:w="1656"/>
+            <w:tcMar>
+              <w:top w:w="80" w:type="dxa"/>
+              <w:start w:w="120" w:type="dxa"/>
+              <w:bottom w:w="80" w:type="dxa"/>
+              <w:end w:w="120" w:type="dxa"/>
+            </w:tcMar>
+            <w:vAlign w:val="center"/>
+          </w:tcPr>
+          <w:p>
+            <w:pPr>
+              <w:spacing w:after="0" w:line="276" w:lineRule="auto"/>
+            </w:pPr>
+            <w:r>
+              <w:rPr>
+                <w:rFonts w:ascii="Malgun Gothic" w:hAnsi="Malgun Gothic" w:eastAsia="Malgun Gothic"/>
+                <w:sz w:val="18"/>
+              </w:rPr>
+              <w:t>새 단어 없음</w:t>
+              <w:br/>
+              <w:t>(누적 복습)</w:t>
+            </w:r>
+          </w:p>
+        </w:tc>
+        <w:tc>
+          <w:tcPr>
+            <w:tcW w:type="dxa" w:w="1800"/>
             <w:tcMar>
               <w:top w:w="80" w:type="dxa"/>
               <w:start w:w="120" w:type="dxa"/>
@@ -5246,7 +6038,7 @@
         </w:tc>
         <w:tc>
           <w:tcPr>
-            <w:tcW w:type="dxa" w:w="1800"/>
+            <w:tcW w:type="dxa" w:w="1584"/>
             <w:tcMar>
               <w:top w:w="80" w:type="dxa"/>
               <w:start w:w="120" w:type="dxa"/>
@@ -5272,7 +6064,7 @@
       <w:tr>
         <w:tc>
           <w:tcPr>
-            <w:tcW w:type="dxa" w:w="648"/>
+            <w:tcW w:type="dxa" w:w="576"/>
             <w:tcMar>
               <w:top w:w="80" w:type="dxa"/>
               <w:start w:w="120" w:type="dxa"/>
@@ -5296,7 +6088,7 @@
         </w:tc>
         <w:tc>
           <w:tcPr>
-            <w:tcW w:type="dxa" w:w="936"/>
+            <w:tcW w:type="dxa" w:w="792"/>
             <w:tcMar>
               <w:top w:w="80" w:type="dxa"/>
               <w:start w:w="120" w:type="dxa"/>
@@ -5320,7 +6112,7 @@
         </w:tc>
         <w:tc>
           <w:tcPr>
-            <w:tcW w:type="dxa" w:w="1584"/>
+            <w:tcW w:type="dxa" w:w="1296"/>
             <w:tcMar>
               <w:top w:w="80" w:type="dxa"/>
               <w:start w:w="120" w:type="dxa"/>
@@ -5344,7 +6136,7 @@
         </w:tc>
         <w:tc>
           <w:tcPr>
-            <w:tcW w:type="dxa" w:w="1944"/>
+            <w:tcW w:type="dxa" w:w="1656"/>
             <w:tcMar>
               <w:top w:w="80" w:type="dxa"/>
               <w:start w:w="120" w:type="dxa"/>
@@ -5368,7 +6160,33 @@
         </w:tc>
         <w:tc>
           <w:tcPr>
-            <w:tcW w:type="dxa" w:w="2448"/>
+            <w:tcW w:type="dxa" w:w="1656"/>
+            <w:tcMar>
+              <w:top w:w="80" w:type="dxa"/>
+              <w:start w:w="120" w:type="dxa"/>
+              <w:bottom w:w="80" w:type="dxa"/>
+              <w:end w:w="120" w:type="dxa"/>
+            </w:tcMar>
+            <w:vAlign w:val="center"/>
+          </w:tcPr>
+          <w:p>
+            <w:pPr>
+              <w:spacing w:after="0" w:line="276" w:lineRule="auto"/>
+            </w:pPr>
+            <w:r>
+              <w:rPr>
+                <w:rFonts w:ascii="Malgun Gothic" w:hAnsi="Malgun Gothic" w:eastAsia="Malgun Gothic"/>
+                <w:sz w:val="18"/>
+              </w:rPr>
+              <w:t>새 단어 없음</w:t>
+              <w:br/>
+              <w:t>(누적 복습)</w:t>
+            </w:r>
+          </w:p>
+        </w:tc>
+        <w:tc>
+          <w:tcPr>
+            <w:tcW w:type="dxa" w:w="1800"/>
             <w:tcMar>
               <w:top w:w="80" w:type="dxa"/>
               <w:start w:w="120" w:type="dxa"/>
@@ -5402,7 +6220,7 @@
         </w:tc>
         <w:tc>
           <w:tcPr>
-            <w:tcW w:type="dxa" w:w="1800"/>
+            <w:tcW w:type="dxa" w:w="1584"/>
             <w:tcMar>
               <w:top w:w="80" w:type="dxa"/>
               <w:start w:w="120" w:type="dxa"/>
@@ -5428,7 +6246,7 @@
       <w:tr>
         <w:tc>
           <w:tcPr>
-            <w:tcW w:type="dxa" w:w="648"/>
+            <w:tcW w:type="dxa" w:w="576"/>
             <w:tcMar>
               <w:top w:w="80" w:type="dxa"/>
               <w:start w:w="120" w:type="dxa"/>
@@ -5452,7 +6270,7 @@
         </w:tc>
         <w:tc>
           <w:tcPr>
-            <w:tcW w:type="dxa" w:w="936"/>
+            <w:tcW w:type="dxa" w:w="792"/>
             <w:tcMar>
               <w:top w:w="80" w:type="dxa"/>
               <w:start w:w="120" w:type="dxa"/>
@@ -5476,7 +6294,7 @@
         </w:tc>
         <w:tc>
           <w:tcPr>
-            <w:tcW w:type="dxa" w:w="1584"/>
+            <w:tcW w:type="dxa" w:w="1296"/>
             <w:tcMar>
               <w:top w:w="80" w:type="dxa"/>
               <w:start w:w="120" w:type="dxa"/>
@@ -5500,7 +6318,7 @@
         </w:tc>
         <w:tc>
           <w:tcPr>
-            <w:tcW w:type="dxa" w:w="1944"/>
+            <w:tcW w:type="dxa" w:w="1656"/>
             <w:tcMar>
               <w:top w:w="80" w:type="dxa"/>
               <w:start w:w="120" w:type="dxa"/>
@@ -5524,7 +6342,33 @@
         </w:tc>
         <w:tc>
           <w:tcPr>
-            <w:tcW w:type="dxa" w:w="2448"/>
+            <w:tcW w:type="dxa" w:w="1656"/>
+            <w:tcMar>
+              <w:top w:w="80" w:type="dxa"/>
+              <w:start w:w="120" w:type="dxa"/>
+              <w:bottom w:w="80" w:type="dxa"/>
+              <w:end w:w="120" w:type="dxa"/>
+            </w:tcMar>
+            <w:vAlign w:val="center"/>
+          </w:tcPr>
+          <w:p>
+            <w:pPr>
+              <w:spacing w:after="0" w:line="276" w:lineRule="auto"/>
+            </w:pPr>
+            <w:r>
+              <w:rPr>
+                <w:rFonts w:ascii="Malgun Gothic" w:hAnsi="Malgun Gothic" w:eastAsia="Malgun Gothic"/>
+                <w:sz w:val="18"/>
+              </w:rPr>
+              <w:t>새 단어 없음</w:t>
+              <w:br/>
+              <w:t>(누적 복습)</w:t>
+            </w:r>
+          </w:p>
+        </w:tc>
+        <w:tc>
+          <w:tcPr>
+            <w:tcW w:type="dxa" w:w="1800"/>
             <w:tcMar>
               <w:top w:w="80" w:type="dxa"/>
               <w:start w:w="120" w:type="dxa"/>
@@ -5560,7 +6404,7 @@
         </w:tc>
         <w:tc>
           <w:tcPr>
-            <w:tcW w:type="dxa" w:w="1800"/>
+            <w:tcW w:type="dxa" w:w="1584"/>
             <w:tcMar>
               <w:top w:w="80" w:type="dxa"/>
               <w:start w:w="120" w:type="dxa"/>
@@ -5586,7 +6430,7 @@
       <w:tr>
         <w:tc>
           <w:tcPr>
-            <w:tcW w:type="dxa" w:w="648"/>
+            <w:tcW w:type="dxa" w:w="576"/>
             <w:tcMar>
               <w:top w:w="80" w:type="dxa"/>
               <w:start w:w="120" w:type="dxa"/>
@@ -5610,7 +6454,7 @@
         </w:tc>
         <w:tc>
           <w:tcPr>
-            <w:tcW w:type="dxa" w:w="936"/>
+            <w:tcW w:type="dxa" w:w="792"/>
             <w:tcMar>
               <w:top w:w="80" w:type="dxa"/>
               <w:start w:w="120" w:type="dxa"/>
@@ -5634,7 +6478,7 @@
         </w:tc>
         <w:tc>
           <w:tcPr>
-            <w:tcW w:type="dxa" w:w="1584"/>
+            <w:tcW w:type="dxa" w:w="1296"/>
             <w:tcMar>
               <w:top w:w="80" w:type="dxa"/>
               <w:start w:w="120" w:type="dxa"/>
@@ -5658,7 +6502,7 @@
         </w:tc>
         <w:tc>
           <w:tcPr>
-            <w:tcW w:type="dxa" w:w="1944"/>
+            <w:tcW w:type="dxa" w:w="1656"/>
             <w:tcMar>
               <w:top w:w="80" w:type="dxa"/>
               <w:start w:w="120" w:type="dxa"/>
@@ -5682,7 +6526,33 @@
         </w:tc>
         <w:tc>
           <w:tcPr>
-            <w:tcW w:type="dxa" w:w="2448"/>
+            <w:tcW w:type="dxa" w:w="1656"/>
+            <w:tcMar>
+              <w:top w:w="80" w:type="dxa"/>
+              <w:start w:w="120" w:type="dxa"/>
+              <w:bottom w:w="80" w:type="dxa"/>
+              <w:end w:w="120" w:type="dxa"/>
+            </w:tcMar>
+            <w:vAlign w:val="center"/>
+          </w:tcPr>
+          <w:p>
+            <w:pPr>
+              <w:spacing w:after="0" w:line="276" w:lineRule="auto"/>
+            </w:pPr>
+            <w:r>
+              <w:rPr>
+                <w:rFonts w:ascii="Malgun Gothic" w:hAnsi="Malgun Gothic" w:eastAsia="Malgun Gothic"/>
+                <w:sz w:val="18"/>
+              </w:rPr>
+              <w:t>새 단어 없음</w:t>
+              <w:br/>
+              <w:t>(누적 복습)</w:t>
+            </w:r>
+          </w:p>
+        </w:tc>
+        <w:tc>
+          <w:tcPr>
+            <w:tcW w:type="dxa" w:w="1800"/>
             <w:tcMar>
               <w:top w:w="80" w:type="dxa"/>
               <w:start w:w="120" w:type="dxa"/>
@@ -5716,7 +6586,7 @@
         </w:tc>
         <w:tc>
           <w:tcPr>
-            <w:tcW w:type="dxa" w:w="1800"/>
+            <w:tcW w:type="dxa" w:w="1584"/>
             <w:tcMar>
               <w:top w:w="80" w:type="dxa"/>
               <w:start w:w="120" w:type="dxa"/>
@@ -5742,7 +6612,7 @@
       <w:tr>
         <w:tc>
           <w:tcPr>
-            <w:tcW w:type="dxa" w:w="648"/>
+            <w:tcW w:type="dxa" w:w="576"/>
             <w:tcMar>
               <w:top w:w="80" w:type="dxa"/>
               <w:start w:w="120" w:type="dxa"/>
@@ -5766,7 +6636,7 @@
         </w:tc>
         <w:tc>
           <w:tcPr>
-            <w:tcW w:type="dxa" w:w="936"/>
+            <w:tcW w:type="dxa" w:w="792"/>
             <w:tcMar>
               <w:top w:w="80" w:type="dxa"/>
               <w:start w:w="120" w:type="dxa"/>
@@ -5790,7 +6660,7 @@
         </w:tc>
         <w:tc>
           <w:tcPr>
-            <w:tcW w:type="dxa" w:w="1584"/>
+            <w:tcW w:type="dxa" w:w="1296"/>
             <w:tcMar>
               <w:top w:w="80" w:type="dxa"/>
               <w:start w:w="120" w:type="dxa"/>
@@ -5814,7 +6684,7 @@
         </w:tc>
         <w:tc>
           <w:tcPr>
-            <w:tcW w:type="dxa" w:w="1944"/>
+            <w:tcW w:type="dxa" w:w="1656"/>
             <w:tcMar>
               <w:top w:w="80" w:type="dxa"/>
               <w:start w:w="120" w:type="dxa"/>
@@ -5838,7 +6708,33 @@
         </w:tc>
         <w:tc>
           <w:tcPr>
-            <w:tcW w:type="dxa" w:w="2448"/>
+            <w:tcW w:type="dxa" w:w="1656"/>
+            <w:tcMar>
+              <w:top w:w="80" w:type="dxa"/>
+              <w:start w:w="120" w:type="dxa"/>
+              <w:bottom w:w="80" w:type="dxa"/>
+              <w:end w:w="120" w:type="dxa"/>
+            </w:tcMar>
+            <w:vAlign w:val="center"/>
+          </w:tcPr>
+          <w:p>
+            <w:pPr>
+              <w:spacing w:after="0" w:line="276" w:lineRule="auto"/>
+            </w:pPr>
+            <w:r>
+              <w:rPr>
+                <w:rFonts w:ascii="Malgun Gothic" w:hAnsi="Malgun Gothic" w:eastAsia="Malgun Gothic"/>
+                <w:sz w:val="18"/>
+              </w:rPr>
+              <w:t>새 단어 없음</w:t>
+              <w:br/>
+              <w:t>(누적 복습)</w:t>
+            </w:r>
+          </w:p>
+        </w:tc>
+        <w:tc>
+          <w:tcPr>
+            <w:tcW w:type="dxa" w:w="1800"/>
             <w:tcMar>
               <w:top w:w="80" w:type="dxa"/>
               <w:start w:w="120" w:type="dxa"/>
@@ -5912,7 +6808,7 @@
         </w:tc>
         <w:tc>
           <w:tcPr>
-            <w:tcW w:type="dxa" w:w="1800"/>
+            <w:tcW w:type="dxa" w:w="1584"/>
             <w:tcMar>
               <w:top w:w="80" w:type="dxa"/>
               <w:start w:w="120" w:type="dxa"/>

--- a/docs/태국어_25일_일별_주차별_학습계획.docx
+++ b/docs/태국어_25일_일별_주차별_학습계획.docx
@@ -27,7 +27,7 @@
           <w:color w:val="333333"/>
           <w:sz w:val="20"/>
         </w:rPr>
-        <w:t>구성 원칙: 월~금 20일 동안 24개 기본 문장을 새로 배우고, 마지막 5일은 전체 반복 복습으로 운영한다. 토요일은 매주 6일차 오프라인 종합 복습 수업, 주일은 개인 활용 미션으로 둔다.</w:t>
+        <w:t>구성 원칙: 월~금 20일 동안 기본 문장을 새로 배우고, 마지막 5일은 전체 반복 복습으로 운영한다. 토요일은 매주 6일차 오프라인 종합 복습 수업, 주일은 개인 활용 미션으로 둔다.</w:t>
       </w:r>
     </w:p>
     <w:p>
@@ -304,7 +304,7 @@
                 <w:rFonts w:ascii="Malgun Gothic" w:hAnsi="Malgun Gothic" w:eastAsia="Malgun Gothic"/>
                 <w:sz w:val="18"/>
               </w:rPr>
-              <w:t>24개 기본 문장. 세부 학습 ID는 좋은 아침/저녁, 예/아니오 분리로 26개</w:t>
+              <w:t>기본 문장 전체. 세부 학습 ID는 좋은 아침/저녁, 예/아니오, 나이 질문/응답을 분리한다.</w:t>
             </w:r>
           </w:p>
         </w:tc>
@@ -1130,7 +1130,7 @@
                 <w:rFonts w:ascii="Malgun Gothic" w:hAnsi="Malgun Gothic" w:eastAsia="Malgun Gothic"/>
                 <w:sz w:val="18"/>
               </w:rPr>
-              <w:t>마지막 주는 24개 문장을 주제별로 다시 묶어 말하며, 토요일과 주일 전까지 전체 흐름을 몸에 익히는 복습 주간이다.</w:t>
+              <w:t>마지막 주는 전체 문장을 주제별로 다시 묶어 말하며, 토요일과 주일 전까지 전체 흐름을 몸에 익히는 복습 주간이다.</w:t>
             </w:r>
           </w:p>
         </w:tc>
@@ -1154,7 +1154,7 @@
                 <w:rFonts w:ascii="Malgun Gothic" w:hAnsi="Malgun Gothic" w:eastAsia="Malgun Gothic"/>
                 <w:sz w:val="18"/>
               </w:rPr>
-              <w:t>전체 24문장 종합 역할극</w:t>
+              <w:t>전체 문장 종합 역할극</w:t>
             </w:r>
           </w:p>
         </w:tc>
@@ -3128,7 +3128,7 @@
                 <w:rFonts w:ascii="Malgun Gothic" w:hAnsi="Malgun Gothic" w:eastAsia="Malgun Gothic"/>
                 <w:sz w:val="18"/>
               </w:rPr>
-              <w:t>나이 묻기</w:t>
+              <w:t>나이 묻고 답하기</w:t>
             </w:r>
           </w:p>
         </w:tc>
@@ -3153,6 +3153,8 @@
                 <w:sz w:val="18"/>
               </w:rPr>
               <w:t>10. 몇 살이니?</w:t>
+              <w:br/>
+              <w:t>10-2. 저는 ~살입니다</w:t>
             </w:r>
           </w:p>
         </w:tc>
@@ -3177,10 +3179,16 @@
                 <w:sz w:val="18"/>
               </w:rPr>
               <w:t>당신(쿤)</w:t>
+              <w:br/>
+              <w:t>나(남성)(폼)</w:t>
+              <w:br/>
+              <w:t>나(여성)(찬)</w:t>
               <w:br/>
               <w:t>나이(아유)</w:t>
               <w:br/>
               <w:t>얼마(타오 라이)</w:t>
+              <w:br/>
+              <w:t>살/년(삐)</w:t>
             </w:r>
           </w:p>
         </w:tc>
@@ -3230,7 +3238,7 @@
                 <w:rFonts w:ascii="Malgun Gothic" w:hAnsi="Malgun Gothic" w:eastAsia="Malgun Gothic"/>
                 <w:sz w:val="18"/>
               </w:rPr>
-              <w:t>질문문 전체를 5회 말하고, 이름 묻기와 연결해 2회 연습한다.</w:t>
+              <w:t>나이 질문과 대답을 각각 5회 말하고, 이름 묻기와 연결해 2회 연습한다.</w:t>
             </w:r>
           </w:p>
         </w:tc>
@@ -3389,6 +3397,8 @@
               <w:t>9. 제 이름은 ~입니다</w:t>
               <w:br/>
               <w:t>10. 몇 살이니?</w:t>
+              <w:br/>
+              <w:t>10-2. 저는 ~살입니다</w:t>
             </w:r>
           </w:p>
         </w:tc>
@@ -5418,7 +5428,7 @@
               <w:br/>
               <w:t>~이다(뻰)</w:t>
               <w:br/>
-              <w:t>사랑(콰락)</w:t>
+              <w:t>사랑(쾀락)</w:t>
             </w:r>
           </w:p>
         </w:tc>
@@ -6214,6 +6224,8 @@
               <w:br/>
               <w:t>10. 몇 살이니?</w:t>
               <w:br/>
+              <w:t>10-2. 저는 ~살입니다</w:t>
+              <w:br/>
               <w:t>22. 우리는 당신들을 사랑해요</w:t>
             </w:r>
           </w:p>
@@ -6678,7 +6690,7 @@
                 <w:rFonts w:ascii="Malgun Gothic" w:hAnsi="Malgun Gothic" w:eastAsia="Malgun Gothic"/>
                 <w:sz w:val="18"/>
               </w:rPr>
-              <w:t>전체 24문장 종합 리허설</w:t>
+              <w:t>전체 문장 종합 리허설</w:t>
             </w:r>
           </w:p>
         </w:tc>
@@ -6775,6 +6787,8 @@
               <w:t>9. 제 이름은 ~입니다</w:t>
               <w:br/>
               <w:t>10. 몇 살이니?</w:t>
+              <w:br/>
+              <w:t>10-2. 저는 ~살입니다</w:t>
               <w:br/>
               <w:t>11. 화장실 어디 있어요?</w:t>
               <w:br/>
@@ -7254,6 +7268,8 @@
               <w:t>9. 제 이름은 ~입니다</w:t>
               <w:br/>
               <w:t>10. 몇 살이니?</w:t>
+              <w:br/>
+              <w:t>10-2. 저는 ~살입니다</w:t>
             </w:r>
           </w:p>
         </w:tc>
@@ -7621,7 +7637,7 @@
                 <w:rFonts w:ascii="Malgun Gothic" w:hAnsi="Malgun Gothic" w:eastAsia="Malgun Gothic"/>
                 <w:sz w:val="18"/>
               </w:rPr>
-              <w:t>전체 24문장 종합 역할극</w:t>
+              <w:t>전체 문장 종합 역할극</w:t>
             </w:r>
           </w:p>
         </w:tc>
@@ -8407,7 +8423,7 @@
                 <w:rFonts w:ascii="Malgun Gothic" w:hAnsi="Malgun Gothic" w:eastAsia="Malgun Gothic"/>
                 <w:sz w:val="18"/>
               </w:rPr>
-              <w:t>전체 24개 기본 문장 중 현장에서 가장 먼저 사용할 5문장을 고르고, 어느 장면에서 사용할지 한 줄씩 기록한다.</w:t>
+              <w:t>전체 기본 문장 중 현장에서 가장 먼저 사용할 5문장을 고르고, 어느 장면에서 사용할지 한 줄씩 기록한다.</w:t>
             </w:r>
           </w:p>
         </w:tc>

--- a/docs/태국어_25일_일별_주차별_학습계획.docx
+++ b/docs/태국어_25일_일별_주차별_학습계획.docx
@@ -7209,7 +7209,7 @@
                 <w:rFonts w:ascii="Malgun Gothic" w:hAnsi="Malgun Gothic" w:eastAsia="Malgun Gothic"/>
                 <w:sz w:val="18"/>
               </w:rPr>
-              <w:t>예배 후 새 친구 만나기</w:t>
+              <w:t>예배 후 새 친구 만나기 종합 복습</w:t>
             </w:r>
           </w:p>
         </w:tc>
@@ -7233,7 +7233,7 @@
                 <w:rFonts w:ascii="Malgun Gothic" w:hAnsi="Malgun Gothic" w:eastAsia="Malgun Gothic"/>
                 <w:sz w:val="18"/>
               </w:rPr>
-              <w:t>예배 후 식사 자리에서 한국 선교팀과 태국 교회 성도가 만난다. 정중히 말을 걸고, 이름을 묻고, 각자 자기소개를 한다.</w:t>
+              <w:t>예배 후 식사 자리에서 한국 선교팀과 태국 교회 성도가 만난다. 정중히 말을 걸고, 이름을 묻고, 각자 자기소개를 하며, 나이를 묻고 답한 뒤 공동체의 사랑을 전한다.</w:t>
             </w:r>
           </w:p>
         </w:tc>
@@ -7270,6 +7270,8 @@
               <w:t>10. 몇 살이니?</w:t>
               <w:br/>
               <w:t>10-2. 저는 ~살입니다</w:t>
+              <w:br/>
+              <w:t>22. 우리는 당신들을 사랑해요</w:t>
             </w:r>
           </w:p>
         </w:tc>
@@ -7301,7 +7303,9 @@
               <w:br/>
               <w:t>이름 묻기 역할극</w:t>
               <w:br/>
-              <w:t>자기소개 역할극</w:t>
+              <w:t>자기소개와 나이 묻고 답하기 역할극</w:t>
+              <w:br/>
+              <w:t>공동체 사랑 표현 연결</w:t>
               <w:br/>
               <w:t>주일 활용 미션 안내</w:t>
             </w:r>
@@ -7353,7 +7357,7 @@
                 <w:rFonts w:ascii="Malgun Gothic" w:hAnsi="Malgun Gothic" w:eastAsia="Malgun Gothic"/>
                 <w:sz w:val="18"/>
               </w:rPr>
-              <w:t>교회 식사 자리에서 다시 만나기</w:t>
+              <w:t>생활 대화와 돌봄 종합 복습</w:t>
             </w:r>
           </w:p>
         </w:tc>
@@ -7377,7 +7381,7 @@
                 <w:rFonts w:ascii="Malgun Gothic" w:hAnsi="Malgun Gothic" w:eastAsia="Malgun Gothic"/>
                 <w:sz w:val="18"/>
               </w:rPr>
-              <w:t>교회 행사에 참여한 방문객이 식사 자리에서 도움을 요청하고, 음식을 칭찬하며, 봉사자에게 감사한 뒤 다음 만남을 약속한다.</w:t>
+              <w:t>교회 행사에 참여한 방문객이 화장실 위치를 묻고, 식사 자리에서 음식을 권하고 칭찬하며, 서로 격려하고 작별 인사를 나눈 뒤 기도해 드리겠다고 말한다.</w:t>
             </w:r>
           </w:p>
         </w:tc>
@@ -7412,6 +7416,8 @@
               <w:t>15. 잘 가요</w:t>
               <w:br/>
               <w:t>16. 다시 만나요</w:t>
+              <w:br/>
+              <w:t>23. 기도해 드릴게요</w:t>
             </w:r>
           </w:p>
         </w:tc>
@@ -7435,17 +7441,17 @@
                 <w:rFonts w:ascii="Malgun Gothic" w:hAnsi="Malgun Gothic" w:eastAsia="Malgun Gothic"/>
                 <w:sz w:val="18"/>
               </w:rPr>
-              <w:t>교회 식사 자리 장면 소개</w:t>
+              <w:t>교회 행사와 식사 자리 장면 소개</w:t>
               <w:br/>
-              <w:t>화장실 질문과 식사 표현 따라 말하기</w:t>
+              <w:t>화장실 묻기와 식사 대화 따라 말하기</w:t>
               <w:br/>
-              <w:t>칭찬과 작별 표현 억양 점검</w:t>
+              <w:t>격려와 작별 표현 연결</w:t>
               <w:br/>
-              <w:t>두 역할로 역할극</w:t>
+              <w:t>기도해 드릴게요 문장 연습</w:t>
               <w:br/>
-              <w:t>역할 바꾸기</w:t>
+              <w:t>생활 대화에서 돌봄으로 이어지는 역할극</w:t>
               <w:br/>
-              <w:t>다음 주 사랑·축복 예고</w:t>
+              <w:t>주일 동일 복습 미션 안내</w:t>
             </w:r>
           </w:p>
         </w:tc>
@@ -7495,7 +7501,7 @@
                 <w:rFonts w:ascii="Malgun Gothic" w:hAnsi="Malgun Gothic" w:eastAsia="Malgun Gothic"/>
                 <w:sz w:val="18"/>
               </w:rPr>
-              <w:t>마음을 돌보고 축복하기</w:t>
+              <w:t>사랑·축복·찬양 초대 종합 복습</w:t>
             </w:r>
           </w:p>
         </w:tc>
@@ -7519,7 +7525,7 @@
                 <w:rFonts w:ascii="Malgun Gothic" w:hAnsi="Malgun Gothic" w:eastAsia="Malgun Gothic"/>
                 <w:sz w:val="18"/>
               </w:rPr>
-              <w:t>교회 행사에서 만난 이웃에게 인사하고, 삶을 격려하며, 하나님의 사랑과 축복을 전한다.</w:t>
+              <w:t>교회 행사에서 만난 이웃에게 인사하고, 삶을 격려하며, 예수님과 하나님의 사랑, 하나님의 축복, 하나님은 사랑이십니다, 함께 찬양해요를 한 흐름으로 전한다.</w:t>
             </w:r>
           </w:p>
         </w:tc>
@@ -7554,6 +7560,8 @@
               <w:t>19. 하나님의 축복을!</w:t>
               <w:br/>
               <w:t>20. 하나님은 사랑이십니다</w:t>
+              <w:br/>
+              <w:t>24. 함께 찬양해요</w:t>
             </w:r>
           </w:p>
         </w:tc>
@@ -7577,17 +7585,17 @@
                 <w:rFonts w:ascii="Malgun Gothic" w:hAnsi="Malgun Gothic" w:eastAsia="Malgun Gothic"/>
                 <w:sz w:val="18"/>
               </w:rPr>
-              <w:t>사랑과 축복의 장면 소개</w:t>
+              <w:t>사랑과 축복을 전하는 장면 소개</w:t>
               <w:br/>
-              <w:t>핵심 문장 전체 따라 말하기</w:t>
+              <w:t>예수님의 사랑과 하나님의 사랑 문장 따라 말하기</w:t>
               <w:br/>
-              <w:t>사랑 표현과 축복 표현 비교</w:t>
+              <w:t>하나님의 축복과 하나님은 사랑이십니다 연결</w:t>
               <w:br/>
-              <w:t>격려 후 선교 문장 연결하기</w:t>
+              <w:t>함께 찬양해요 초대 문장 연습</w:t>
               <w:br/>
-              <w:t>짝 역할극</w:t>
+              <w:t>사랑·축복·찬양 초대 역할극</w:t>
               <w:br/>
-              <w:t>기도와 찬양 초대 예고</w:t>
+              <w:t>주일 동일 복습 미션 안내</w:t>
             </w:r>
           </w:p>
         </w:tc>
@@ -8043,7 +8051,7 @@
                 <w:rFonts w:ascii="Malgun Gothic" w:hAnsi="Malgun Gothic" w:eastAsia="Malgun Gothic"/>
                 <w:sz w:val="18"/>
               </w:rPr>
-              <w:t>자기소개를 가족·친구에게 말해 보기</w:t>
+              <w:t>예배 후 새 친구 만나기 종합 복습</w:t>
             </w:r>
           </w:p>
         </w:tc>
@@ -8067,9 +8075,21 @@
                 <w:rFonts w:ascii="Malgun Gothic" w:hAnsi="Malgun Gothic" w:eastAsia="Malgun Gothic"/>
                 <w:sz w:val="18"/>
               </w:rPr>
+              <w:t>1. 안녕하세요</w:t>
+              <w:br/>
+              <w:t>6. 실례/죄송합니다</w:t>
+              <w:br/>
+              <w:t>7. 괜찮아요</w:t>
+              <w:br/>
               <w:t>8. 이름이 무엇인가요?</w:t>
               <w:br/>
               <w:t>9. 제 이름은 ~입니다</w:t>
+              <w:br/>
+              <w:t>10. 몇 살이니?</w:t>
+              <w:br/>
+              <w:t>10-2. 저는 ~살입니다</w:t>
+              <w:br/>
+              <w:t>22. 우리는 당신들을 사랑해요</w:t>
             </w:r>
           </w:p>
         </w:tc>
@@ -8093,7 +8113,7 @@
                 <w:rFonts w:ascii="Malgun Gothic" w:hAnsi="Malgun Gothic" w:eastAsia="Malgun Gothic"/>
                 <w:sz w:val="18"/>
               </w:rPr>
-              <w:t>자기 이름을 넣어 3회 말하고, 가까운 사람 한 명에게 태국어로 자기소개한다.</w:t>
+              <w:t>토요일과 같은 흐름으로 실례합니다, 이름 묻기, 자기소개, 나이 묻고 답하기, 우리는 당신들을 사랑해요까지 3회 반복한다.</w:t>
             </w:r>
           </w:p>
         </w:tc>
@@ -8143,7 +8163,7 @@
                 <w:rFonts w:ascii="Malgun Gothic" w:hAnsi="Malgun Gothic" w:eastAsia="Malgun Gothic"/>
                 <w:sz w:val="18"/>
               </w:rPr>
-              <w:t>식사·칭찬·작별 표현 활용하기</w:t>
+              <w:t>생활 대화와 돌봄 종합 복습</w:t>
             </w:r>
           </w:p>
         </w:tc>
@@ -8167,6 +8187,8 @@
                 <w:rFonts w:ascii="Malgun Gothic" w:hAnsi="Malgun Gothic" w:eastAsia="Malgun Gothic"/>
                 <w:sz w:val="18"/>
               </w:rPr>
+              <w:t>11. 화장실 어디 있어요?</w:t>
+              <w:br/>
               <w:t>12. 맛있게 드세요</w:t>
               <w:br/>
               <w:t>13. 정말 맛있어요</w:t>
@@ -8176,6 +8198,8 @@
               <w:t>15. 잘 가요</w:t>
               <w:br/>
               <w:t>16. 다시 만나요</w:t>
+              <w:br/>
+              <w:t>23. 기도해 드릴게요</w:t>
             </w:r>
           </w:p>
         </w:tc>
@@ -8199,7 +8223,7 @@
                 <w:rFonts w:ascii="Malgun Gothic" w:hAnsi="Malgun Gothic" w:eastAsia="Malgun Gothic"/>
                 <w:sz w:val="18"/>
               </w:rPr>
-              <w:t>식사 자리에서 맛있어요를 1회 말하고, 가까운 사람에게 참 잘했어요 또는 다시 만나요를 말한다.</w:t>
+              <w:t>토요일과 같은 흐름으로 화장실 묻기, 식사 대화, 격려, 작별, 기도해 드릴게요까지 3회 반복한다.</w:t>
             </w:r>
           </w:p>
         </w:tc>
@@ -8249,7 +8273,7 @@
                 <w:rFonts w:ascii="Malgun Gothic" w:hAnsi="Malgun Gothic" w:eastAsia="Malgun Gothic"/>
                 <w:sz w:val="18"/>
               </w:rPr>
-              <w:t>사랑·축복 문장을 천천히 말해 보기</w:t>
+              <w:t>사랑·축복·찬양 초대 종합 복습</w:t>
             </w:r>
           </w:p>
         </w:tc>
@@ -8273,6 +8297,10 @@
                 <w:rFonts w:ascii="Malgun Gothic" w:hAnsi="Malgun Gothic" w:eastAsia="Malgun Gothic"/>
                 <w:sz w:val="18"/>
               </w:rPr>
+              <w:t>1. 안녕하세요</w:t>
+              <w:br/>
+              <w:t>14. 참 잘했어요</w:t>
+              <w:br/>
               <w:t>17. 예수님이 당신을 사랑해요</w:t>
               <w:br/>
               <w:t>18. 하나님은 당신을 사랑해요</w:t>
@@ -8280,6 +8308,8 @@
               <w:t>19. 하나님의 축복을!</w:t>
               <w:br/>
               <w:t>20. 하나님은 사랑이십니다</w:t>
+              <w:br/>
+              <w:t>24. 함께 찬양해요</w:t>
             </w:r>
           </w:p>
         </w:tc>
@@ -8303,7 +8333,7 @@
                 <w:rFonts w:ascii="Malgun Gothic" w:hAnsi="Malgun Gothic" w:eastAsia="Malgun Gothic"/>
                 <w:sz w:val="18"/>
               </w:rPr>
-              <w:t>가까운 사람 한 명을 떠올리며 사랑 문장 1회, 축복 문장 1회를 진심으로 말한다.</w:t>
+              <w:t>토요일과 같은 흐름으로 인사, 격려, 예수님의 사랑, 하나님의 사랑, 축복, 하나님은 사랑, 함께 찬양해요까지 3회 반복한다.</w:t>
             </w:r>
           </w:p>
         </w:tc>

--- a/docs/태국어_25일_일별_주차별_학습계획.docx
+++ b/docs/태국어_25일_일별_주차별_학습계획.docx
@@ -5956,559 +5956,7 @@
                 <w:rFonts w:ascii="Malgun Gothic" w:hAnsi="Malgun Gothic" w:eastAsia="Malgun Gothic"/>
                 <w:sz w:val="18"/>
               </w:rPr>
-              <w:t>인사와 감사 전체 복습</w:t>
-            </w:r>
-          </w:p>
-        </w:tc>
-        <w:tc>
-          <w:tcPr>
-            <w:tcW w:type="dxa" w:w="1656"/>
-            <w:tcMar>
-              <w:top w:w="80" w:type="dxa"/>
-              <w:start w:w="120" w:type="dxa"/>
-              <w:bottom w:w="80" w:type="dxa"/>
-              <w:end w:w="120" w:type="dxa"/>
-            </w:tcMar>
-            <w:vAlign w:val="center"/>
-          </w:tcPr>
-          <w:p>
-            <w:pPr>
-              <w:spacing w:after="0" w:line="276" w:lineRule="auto"/>
-            </w:pPr>
-            <w:r>
-              <w:rPr>
-                <w:rFonts w:ascii="Malgun Gothic" w:hAnsi="Malgun Gothic" w:eastAsia="Malgun Gothic"/>
-                <w:sz w:val="18"/>
-              </w:rPr>
-              <w:t>-</w:t>
-            </w:r>
-          </w:p>
-        </w:tc>
-        <w:tc>
-          <w:tcPr>
-            <w:tcW w:type="dxa" w:w="1656"/>
-            <w:tcMar>
-              <w:top w:w="80" w:type="dxa"/>
-              <w:start w:w="120" w:type="dxa"/>
-              <w:bottom w:w="80" w:type="dxa"/>
-              <w:end w:w="120" w:type="dxa"/>
-            </w:tcMar>
-            <w:vAlign w:val="center"/>
-          </w:tcPr>
-          <w:p>
-            <w:pPr>
-              <w:spacing w:after="0" w:line="276" w:lineRule="auto"/>
-            </w:pPr>
-            <w:r>
-              <w:rPr>
-                <w:rFonts w:ascii="Malgun Gothic" w:hAnsi="Malgun Gothic" w:eastAsia="Malgun Gothic"/>
-                <w:sz w:val="18"/>
-              </w:rPr>
-              <w:t>새 단어 없음</w:t>
-              <w:br/>
-              <w:t>(누적 복습)</w:t>
-            </w:r>
-          </w:p>
-        </w:tc>
-        <w:tc>
-          <w:tcPr>
-            <w:tcW w:type="dxa" w:w="1800"/>
-            <w:tcMar>
-              <w:top w:w="80" w:type="dxa"/>
-              <w:start w:w="120" w:type="dxa"/>
-              <w:bottom w:w="80" w:type="dxa"/>
-              <w:end w:w="120" w:type="dxa"/>
-            </w:tcMar>
-            <w:vAlign w:val="center"/>
-          </w:tcPr>
-          <w:p>
-            <w:pPr>
-              <w:spacing w:after="0" w:line="276" w:lineRule="auto"/>
-            </w:pPr>
-            <w:r>
-              <w:rPr>
-                <w:rFonts w:ascii="Malgun Gothic" w:hAnsi="Malgun Gothic" w:eastAsia="Malgun Gothic"/>
-                <w:sz w:val="18"/>
-              </w:rPr>
-              <w:t>1. 안녕하세요</w:t>
-              <w:br/>
-              <w:t>2-1. 좋은 아침</w:t>
-              <w:br/>
-              <w:t>2-2. 좋은 저녁</w:t>
-              <w:br/>
-              <w:t>3. 정말 고마워요</w:t>
-              <w:br/>
-              <w:t>4. 천만에요</w:t>
-              <w:br/>
-              <w:t>5-1. 예</w:t>
-              <w:br/>
-              <w:t>5-2. 아니오</w:t>
-            </w:r>
-          </w:p>
-        </w:tc>
-        <w:tc>
-          <w:tcPr>
-            <w:tcW w:type="dxa" w:w="1584"/>
-            <w:tcMar>
-              <w:top w:w="80" w:type="dxa"/>
-              <w:start w:w="120" w:type="dxa"/>
-              <w:bottom w:w="80" w:type="dxa"/>
-              <w:end w:w="120" w:type="dxa"/>
-            </w:tcMar>
-            <w:vAlign w:val="center"/>
-          </w:tcPr>
-          <w:p>
-            <w:pPr>
-              <w:spacing w:after="0" w:line="276" w:lineRule="auto"/>
-            </w:pPr>
-            <w:r>
-              <w:rPr>
-                <w:rFonts w:ascii="Malgun Gothic" w:hAnsi="Malgun Gothic" w:eastAsia="Malgun Gothic"/>
-                <w:sz w:val="18"/>
-              </w:rPr>
-              <w:t>인사, 시간대 인사, 감사와 응답, 예/아니오를 순서대로 3회 연결해 말한다.</w:t>
-            </w:r>
-          </w:p>
-        </w:tc>
-      </w:tr>
-      <w:tr>
-        <w:tc>
-          <w:tcPr>
-            <w:tcW w:type="dxa" w:w="576"/>
-            <w:tcMar>
-              <w:top w:w="80" w:type="dxa"/>
-              <w:start w:w="120" w:type="dxa"/>
-              <w:bottom w:w="80" w:type="dxa"/>
-              <w:end w:w="120" w:type="dxa"/>
-            </w:tcMar>
-            <w:vAlign w:val="center"/>
-          </w:tcPr>
-          <w:p>
-            <w:pPr>
-              <w:spacing w:after="0" w:line="276" w:lineRule="auto"/>
-            </w:pPr>
-            <w:r>
-              <w:rPr>
-                <w:rFonts w:ascii="Malgun Gothic" w:hAnsi="Malgun Gothic" w:eastAsia="Malgun Gothic"/>
-                <w:sz w:val="18"/>
-              </w:rPr>
-              <w:t>22</w:t>
-            </w:r>
-          </w:p>
-        </w:tc>
-        <w:tc>
-          <w:tcPr>
-            <w:tcW w:type="dxa" w:w="792"/>
-            <w:tcMar>
-              <w:top w:w="80" w:type="dxa"/>
-              <w:start w:w="120" w:type="dxa"/>
-              <w:bottom w:w="80" w:type="dxa"/>
-              <w:end w:w="120" w:type="dxa"/>
-            </w:tcMar>
-            <w:vAlign w:val="center"/>
-          </w:tcPr>
-          <w:p>
-            <w:pPr>
-              <w:spacing w:after="0" w:line="276" w:lineRule="auto"/>
-            </w:pPr>
-            <w:r>
-              <w:rPr>
-                <w:rFonts w:ascii="Malgun Gothic" w:hAnsi="Malgun Gothic" w:eastAsia="Malgun Gothic"/>
-                <w:sz w:val="18"/>
-              </w:rPr>
-              <w:t>복습</w:t>
-            </w:r>
-          </w:p>
-        </w:tc>
-        <w:tc>
-          <w:tcPr>
-            <w:tcW w:type="dxa" w:w="1296"/>
-            <w:tcMar>
-              <w:top w:w="80" w:type="dxa"/>
-              <w:start w:w="120" w:type="dxa"/>
-              <w:bottom w:w="80" w:type="dxa"/>
-              <w:end w:w="120" w:type="dxa"/>
-            </w:tcMar>
-            <w:vAlign w:val="center"/>
-          </w:tcPr>
-          <w:p>
-            <w:pPr>
-              <w:spacing w:after="0" w:line="276" w:lineRule="auto"/>
-            </w:pPr>
-            <w:r>
-              <w:rPr>
-                <w:rFonts w:ascii="Malgun Gothic" w:hAnsi="Malgun Gothic" w:eastAsia="Malgun Gothic"/>
-                <w:sz w:val="18"/>
-              </w:rPr>
-              <w:t>새 친구와 자기소개 복습</w:t>
-            </w:r>
-          </w:p>
-        </w:tc>
-        <w:tc>
-          <w:tcPr>
-            <w:tcW w:type="dxa" w:w="1656"/>
-            <w:tcMar>
-              <w:top w:w="80" w:type="dxa"/>
-              <w:start w:w="120" w:type="dxa"/>
-              <w:bottom w:w="80" w:type="dxa"/>
-              <w:end w:w="120" w:type="dxa"/>
-            </w:tcMar>
-            <w:vAlign w:val="center"/>
-          </w:tcPr>
-          <w:p>
-            <w:pPr>
-              <w:spacing w:after="0" w:line="276" w:lineRule="auto"/>
-            </w:pPr>
-            <w:r>
-              <w:rPr>
-                <w:rFonts w:ascii="Malgun Gothic" w:hAnsi="Malgun Gothic" w:eastAsia="Malgun Gothic"/>
-                <w:sz w:val="18"/>
-              </w:rPr>
-              <w:t>-</w:t>
-            </w:r>
-          </w:p>
-        </w:tc>
-        <w:tc>
-          <w:tcPr>
-            <w:tcW w:type="dxa" w:w="1656"/>
-            <w:tcMar>
-              <w:top w:w="80" w:type="dxa"/>
-              <w:start w:w="120" w:type="dxa"/>
-              <w:bottom w:w="80" w:type="dxa"/>
-              <w:end w:w="120" w:type="dxa"/>
-            </w:tcMar>
-            <w:vAlign w:val="center"/>
-          </w:tcPr>
-          <w:p>
-            <w:pPr>
-              <w:spacing w:after="0" w:line="276" w:lineRule="auto"/>
-            </w:pPr>
-            <w:r>
-              <w:rPr>
-                <w:rFonts w:ascii="Malgun Gothic" w:hAnsi="Malgun Gothic" w:eastAsia="Malgun Gothic"/>
-                <w:sz w:val="18"/>
-              </w:rPr>
-              <w:t>새 단어 없음</w:t>
-              <w:br/>
-              <w:t>(누적 복습)</w:t>
-            </w:r>
-          </w:p>
-        </w:tc>
-        <w:tc>
-          <w:tcPr>
-            <w:tcW w:type="dxa" w:w="1800"/>
-            <w:tcMar>
-              <w:top w:w="80" w:type="dxa"/>
-              <w:start w:w="120" w:type="dxa"/>
-              <w:bottom w:w="80" w:type="dxa"/>
-              <w:end w:w="120" w:type="dxa"/>
-            </w:tcMar>
-            <w:vAlign w:val="center"/>
-          </w:tcPr>
-          <w:p>
-            <w:pPr>
-              <w:spacing w:after="0" w:line="276" w:lineRule="auto"/>
-            </w:pPr>
-            <w:r>
-              <w:rPr>
-                <w:rFonts w:ascii="Malgun Gothic" w:hAnsi="Malgun Gothic" w:eastAsia="Malgun Gothic"/>
-                <w:sz w:val="18"/>
-              </w:rPr>
-              <w:t>6. 실례/죄송합니다</w:t>
-              <w:br/>
-              <w:t>7. 괜찮아요</w:t>
-              <w:br/>
-              <w:t>8. 이름이 무엇인가요?</w:t>
-              <w:br/>
-              <w:t>9. 제 이름은 ~입니다</w:t>
-              <w:br/>
-              <w:t>10. 몇 살이니?</w:t>
-              <w:br/>
-              <w:t>10-2. 저는 ~살입니다</w:t>
-              <w:br/>
-              <w:t>22. 우리는 당신들을 사랑해요</w:t>
-            </w:r>
-          </w:p>
-        </w:tc>
-        <w:tc>
-          <w:tcPr>
-            <w:tcW w:type="dxa" w:w="1584"/>
-            <w:tcMar>
-              <w:top w:w="80" w:type="dxa"/>
-              <w:start w:w="120" w:type="dxa"/>
-              <w:bottom w:w="80" w:type="dxa"/>
-              <w:end w:w="120" w:type="dxa"/>
-            </w:tcMar>
-            <w:vAlign w:val="center"/>
-          </w:tcPr>
-          <w:p>
-            <w:pPr>
-              <w:spacing w:after="0" w:line="276" w:lineRule="auto"/>
-            </w:pPr>
-            <w:r>
-              <w:rPr>
-                <w:rFonts w:ascii="Malgun Gothic" w:hAnsi="Malgun Gothic" w:eastAsia="Malgun Gothic"/>
-                <w:sz w:val="18"/>
-              </w:rPr>
-              <w:t>실례합니다에서 자기소개, 우리는 당신들을 사랑해요까지 한 흐름으로 3회 역할극한다.</w:t>
-            </w:r>
-          </w:p>
-        </w:tc>
-      </w:tr>
-      <w:tr>
-        <w:tc>
-          <w:tcPr>
-            <w:tcW w:type="dxa" w:w="576"/>
-            <w:tcMar>
-              <w:top w:w="80" w:type="dxa"/>
-              <w:start w:w="120" w:type="dxa"/>
-              <w:bottom w:w="80" w:type="dxa"/>
-              <w:end w:w="120" w:type="dxa"/>
-            </w:tcMar>
-            <w:vAlign w:val="center"/>
-          </w:tcPr>
-          <w:p>
-            <w:pPr>
-              <w:spacing w:after="0" w:line="276" w:lineRule="auto"/>
-            </w:pPr>
-            <w:r>
-              <w:rPr>
-                <w:rFonts w:ascii="Malgun Gothic" w:hAnsi="Malgun Gothic" w:eastAsia="Malgun Gothic"/>
-                <w:sz w:val="18"/>
-              </w:rPr>
-              <w:t>23</w:t>
-            </w:r>
-          </w:p>
-        </w:tc>
-        <w:tc>
-          <w:tcPr>
-            <w:tcW w:type="dxa" w:w="792"/>
-            <w:tcMar>
-              <w:top w:w="80" w:type="dxa"/>
-              <w:start w:w="120" w:type="dxa"/>
-              <w:bottom w:w="80" w:type="dxa"/>
-              <w:end w:w="120" w:type="dxa"/>
-            </w:tcMar>
-            <w:vAlign w:val="center"/>
-          </w:tcPr>
-          <w:p>
-            <w:pPr>
-              <w:spacing w:after="0" w:line="276" w:lineRule="auto"/>
-            </w:pPr>
-            <w:r>
-              <w:rPr>
-                <w:rFonts w:ascii="Malgun Gothic" w:hAnsi="Malgun Gothic" w:eastAsia="Malgun Gothic"/>
-                <w:sz w:val="18"/>
-              </w:rPr>
-              <w:t>복습</w:t>
-            </w:r>
-          </w:p>
-        </w:tc>
-        <w:tc>
-          <w:tcPr>
-            <w:tcW w:type="dxa" w:w="1296"/>
-            <w:tcMar>
-              <w:top w:w="80" w:type="dxa"/>
-              <w:start w:w="120" w:type="dxa"/>
-              <w:bottom w:w="80" w:type="dxa"/>
-              <w:end w:w="120" w:type="dxa"/>
-            </w:tcMar>
-            <w:vAlign w:val="center"/>
-          </w:tcPr>
-          <w:p>
-            <w:pPr>
-              <w:spacing w:after="0" w:line="276" w:lineRule="auto"/>
-            </w:pPr>
-            <w:r>
-              <w:rPr>
-                <w:rFonts w:ascii="Malgun Gothic" w:hAnsi="Malgun Gothic" w:eastAsia="Malgun Gothic"/>
-                <w:sz w:val="18"/>
-              </w:rPr>
-              <w:t>생활 대화와 돌봄 복습</w:t>
-            </w:r>
-          </w:p>
-        </w:tc>
-        <w:tc>
-          <w:tcPr>
-            <w:tcW w:type="dxa" w:w="1656"/>
-            <w:tcMar>
-              <w:top w:w="80" w:type="dxa"/>
-              <w:start w:w="120" w:type="dxa"/>
-              <w:bottom w:w="80" w:type="dxa"/>
-              <w:end w:w="120" w:type="dxa"/>
-            </w:tcMar>
-            <w:vAlign w:val="center"/>
-          </w:tcPr>
-          <w:p>
-            <w:pPr>
-              <w:spacing w:after="0" w:line="276" w:lineRule="auto"/>
-            </w:pPr>
-            <w:r>
-              <w:rPr>
-                <w:rFonts w:ascii="Malgun Gothic" w:hAnsi="Malgun Gothic" w:eastAsia="Malgun Gothic"/>
-                <w:sz w:val="18"/>
-              </w:rPr>
-              <w:t>-</w:t>
-            </w:r>
-          </w:p>
-        </w:tc>
-        <w:tc>
-          <w:tcPr>
-            <w:tcW w:type="dxa" w:w="1656"/>
-            <w:tcMar>
-              <w:top w:w="80" w:type="dxa"/>
-              <w:start w:w="120" w:type="dxa"/>
-              <w:bottom w:w="80" w:type="dxa"/>
-              <w:end w:w="120" w:type="dxa"/>
-            </w:tcMar>
-            <w:vAlign w:val="center"/>
-          </w:tcPr>
-          <w:p>
-            <w:pPr>
-              <w:spacing w:after="0" w:line="276" w:lineRule="auto"/>
-            </w:pPr>
-            <w:r>
-              <w:rPr>
-                <w:rFonts w:ascii="Malgun Gothic" w:hAnsi="Malgun Gothic" w:eastAsia="Malgun Gothic"/>
-                <w:sz w:val="18"/>
-              </w:rPr>
-              <w:t>새 단어 없음</w:t>
-              <w:br/>
-              <w:t>(누적 복습)</w:t>
-            </w:r>
-          </w:p>
-        </w:tc>
-        <w:tc>
-          <w:tcPr>
-            <w:tcW w:type="dxa" w:w="1800"/>
-            <w:tcMar>
-              <w:top w:w="80" w:type="dxa"/>
-              <w:start w:w="120" w:type="dxa"/>
-              <w:bottom w:w="80" w:type="dxa"/>
-              <w:end w:w="120" w:type="dxa"/>
-            </w:tcMar>
-            <w:vAlign w:val="center"/>
-          </w:tcPr>
-          <w:p>
-            <w:pPr>
-              <w:spacing w:after="0" w:line="276" w:lineRule="auto"/>
-            </w:pPr>
-            <w:r>
-              <w:rPr>
-                <w:rFonts w:ascii="Malgun Gothic" w:hAnsi="Malgun Gothic" w:eastAsia="Malgun Gothic"/>
-                <w:sz w:val="18"/>
-              </w:rPr>
-              <w:t>11. 화장실 어디 있어요?</w:t>
-              <w:br/>
-              <w:t>12. 맛있게 드세요</w:t>
-              <w:br/>
-              <w:t>13. 정말 맛있어요</w:t>
-              <w:br/>
-              <w:t>14. 참 잘했어요</w:t>
-              <w:br/>
-              <w:t>15. 잘 가요</w:t>
-              <w:br/>
-              <w:t>16. 다시 만나요</w:t>
-              <w:br/>
-              <w:t>23. 기도해 드릴게요</w:t>
-            </w:r>
-          </w:p>
-        </w:tc>
-        <w:tc>
-          <w:tcPr>
-            <w:tcW w:type="dxa" w:w="1584"/>
-            <w:tcMar>
-              <w:top w:w="80" w:type="dxa"/>
-              <w:start w:w="120" w:type="dxa"/>
-              <w:bottom w:w="80" w:type="dxa"/>
-              <w:end w:w="120" w:type="dxa"/>
-            </w:tcMar>
-            <w:vAlign w:val="center"/>
-          </w:tcPr>
-          <w:p>
-            <w:pPr>
-              <w:spacing w:after="0" w:line="276" w:lineRule="auto"/>
-            </w:pPr>
-            <w:r>
-              <w:rPr>
-                <w:rFonts w:ascii="Malgun Gothic" w:hAnsi="Malgun Gothic" w:eastAsia="Malgun Gothic"/>
-                <w:sz w:val="18"/>
-              </w:rPr>
-              <w:t>화장실 질문, 식사 표현, 칭찬, 작별, 기도해 드릴게요를 순서대로 3회 말한다.</w:t>
-            </w:r>
-          </w:p>
-        </w:tc>
-      </w:tr>
-      <w:tr>
-        <w:tc>
-          <w:tcPr>
-            <w:tcW w:type="dxa" w:w="576"/>
-            <w:tcMar>
-              <w:top w:w="80" w:type="dxa"/>
-              <w:start w:w="120" w:type="dxa"/>
-              <w:bottom w:w="80" w:type="dxa"/>
-              <w:end w:w="120" w:type="dxa"/>
-            </w:tcMar>
-            <w:vAlign w:val="center"/>
-          </w:tcPr>
-          <w:p>
-            <w:pPr>
-              <w:spacing w:after="0" w:line="276" w:lineRule="auto"/>
-            </w:pPr>
-            <w:r>
-              <w:rPr>
-                <w:rFonts w:ascii="Malgun Gothic" w:hAnsi="Malgun Gothic" w:eastAsia="Malgun Gothic"/>
-                <w:sz w:val="18"/>
-              </w:rPr>
-              <w:t>24</w:t>
-            </w:r>
-          </w:p>
-        </w:tc>
-        <w:tc>
-          <w:tcPr>
-            <w:tcW w:type="dxa" w:w="792"/>
-            <w:tcMar>
-              <w:top w:w="80" w:type="dxa"/>
-              <w:start w:w="120" w:type="dxa"/>
-              <w:bottom w:w="80" w:type="dxa"/>
-              <w:end w:w="120" w:type="dxa"/>
-            </w:tcMar>
-            <w:vAlign w:val="center"/>
-          </w:tcPr>
-          <w:p>
-            <w:pPr>
-              <w:spacing w:after="0" w:line="276" w:lineRule="auto"/>
-            </w:pPr>
-            <w:r>
-              <w:rPr>
-                <w:rFonts w:ascii="Malgun Gothic" w:hAnsi="Malgun Gothic" w:eastAsia="Malgun Gothic"/>
-                <w:sz w:val="18"/>
-              </w:rPr>
-              <w:t>복습</w:t>
-            </w:r>
-          </w:p>
-        </w:tc>
-        <w:tc>
-          <w:tcPr>
-            <w:tcW w:type="dxa" w:w="1296"/>
-            <w:tcMar>
-              <w:top w:w="80" w:type="dxa"/>
-              <w:start w:w="120" w:type="dxa"/>
-              <w:bottom w:w="80" w:type="dxa"/>
-              <w:end w:w="120" w:type="dxa"/>
-            </w:tcMar>
-            <w:vAlign w:val="center"/>
-          </w:tcPr>
-          <w:p>
-            <w:pPr>
-              <w:spacing w:after="0" w:line="276" w:lineRule="auto"/>
-            </w:pPr>
-            <w:r>
-              <w:rPr>
-                <w:rFonts w:ascii="Malgun Gothic" w:hAnsi="Malgun Gothic" w:eastAsia="Malgun Gothic"/>
-                <w:sz w:val="18"/>
-              </w:rPr>
-              <w:t>사랑·축복·믿음·찬양 복습</w:t>
+              <w:t>선교언어 전체 문장 복습</w:t>
             </w:r>
           </w:p>
         </w:tc>
@@ -6592,6 +6040,10 @@
               <w:br/>
               <w:t>21. 예수님 믿으세요</w:t>
               <w:br/>
+              <w:t>22. 우리는 당신들을 사랑해요</w:t>
+              <w:br/>
+              <w:t>23. 기도해 드릴게요</w:t>
+              <w:br/>
               <w:t>24. 함께 찬양해요</w:t>
             </w:r>
           </w:p>
@@ -6616,7 +6068,7 @@
                 <w:rFonts w:ascii="Malgun Gothic" w:hAnsi="Malgun Gothic" w:eastAsia="Malgun Gothic"/>
                 <w:sz w:val="18"/>
               </w:rPr>
-              <w:t>사랑, 축복, 믿음의 초대, 찬양 초대를 한 흐름으로 3회 역할극한다.</w:t>
+              <w:t>8개 선교언어 문장을 하나씩 듣고 따라 말한 뒤, 점수와 인식 결과를 확인한다.</w:t>
             </w:r>
           </w:p>
         </w:tc>
@@ -6642,7 +6094,7 @@
                 <w:rFonts w:ascii="Malgun Gothic" w:hAnsi="Malgun Gothic" w:eastAsia="Malgun Gothic"/>
                 <w:sz w:val="18"/>
               </w:rPr>
-              <w:t>25</w:t>
+              <w:t>22</w:t>
             </w:r>
           </w:p>
         </w:tc>
@@ -6690,7 +6142,7 @@
                 <w:rFonts w:ascii="Malgun Gothic" w:hAnsi="Malgun Gothic" w:eastAsia="Malgun Gothic"/>
                 <w:sz w:val="18"/>
               </w:rPr>
-              <w:t>전체 문장 종합 리허설</w:t>
+              <w:t>생활회화 전체 문장 복습</w:t>
             </w:r>
           </w:p>
         </w:tc>
@@ -6801,7 +6253,177 @@
               <w:t>15. 잘 가요</w:t>
               <w:br/>
               <w:t>16. 다시 만나요</w:t>
+            </w:r>
+          </w:p>
+        </w:tc>
+        <w:tc>
+          <w:tcPr>
+            <w:tcW w:type="dxa" w:w="1584"/>
+            <w:tcMar>
+              <w:top w:w="80" w:type="dxa"/>
+              <w:start w:w="120" w:type="dxa"/>
+              <w:bottom w:w="80" w:type="dxa"/>
+              <w:end w:w="120" w:type="dxa"/>
+            </w:tcMar>
+            <w:vAlign w:val="center"/>
+          </w:tcPr>
+          <w:p>
+            <w:pPr>
+              <w:spacing w:after="0" w:line="276" w:lineRule="auto"/>
+            </w:pPr>
+            <w:r>
+              <w:rPr>
+                <w:rFonts w:ascii="Malgun Gothic" w:hAnsi="Malgun Gothic" w:eastAsia="Malgun Gothic"/>
+                <w:sz w:val="18"/>
+              </w:rPr>
+              <w:t>생활회화 문장을 하나씩 듣고 따라 말한 뒤, 점수와 인식 결과를 확인한다.</w:t>
+            </w:r>
+          </w:p>
+        </w:tc>
+      </w:tr>
+      <w:tr>
+        <w:tc>
+          <w:tcPr>
+            <w:tcW w:type="dxa" w:w="576"/>
+            <w:tcMar>
+              <w:top w:w="80" w:type="dxa"/>
+              <w:start w:w="120" w:type="dxa"/>
+              <w:bottom w:w="80" w:type="dxa"/>
+              <w:end w:w="120" w:type="dxa"/>
+            </w:tcMar>
+            <w:vAlign w:val="center"/>
+          </w:tcPr>
+          <w:p>
+            <w:pPr>
+              <w:spacing w:after="0" w:line="276" w:lineRule="auto"/>
+            </w:pPr>
+            <w:r>
+              <w:rPr>
+                <w:rFonts w:ascii="Malgun Gothic" w:hAnsi="Malgun Gothic" w:eastAsia="Malgun Gothic"/>
+                <w:sz w:val="18"/>
+              </w:rPr>
+              <w:t>23</w:t>
+            </w:r>
+          </w:p>
+        </w:tc>
+        <w:tc>
+          <w:tcPr>
+            <w:tcW w:type="dxa" w:w="792"/>
+            <w:tcMar>
+              <w:top w:w="80" w:type="dxa"/>
+              <w:start w:w="120" w:type="dxa"/>
+              <w:bottom w:w="80" w:type="dxa"/>
+              <w:end w:w="120" w:type="dxa"/>
+            </w:tcMar>
+            <w:vAlign w:val="center"/>
+          </w:tcPr>
+          <w:p>
+            <w:pPr>
+              <w:spacing w:after="0" w:line="276" w:lineRule="auto"/>
+            </w:pPr>
+            <w:r>
+              <w:rPr>
+                <w:rFonts w:ascii="Malgun Gothic" w:hAnsi="Malgun Gothic" w:eastAsia="Malgun Gothic"/>
+                <w:sz w:val="18"/>
+              </w:rPr>
+              <w:t>복습</w:t>
+            </w:r>
+          </w:p>
+        </w:tc>
+        <w:tc>
+          <w:tcPr>
+            <w:tcW w:type="dxa" w:w="1296"/>
+            <w:tcMar>
+              <w:top w:w="80" w:type="dxa"/>
+              <w:start w:w="120" w:type="dxa"/>
+              <w:bottom w:w="80" w:type="dxa"/>
+              <w:end w:w="120" w:type="dxa"/>
+            </w:tcMar>
+            <w:vAlign w:val="center"/>
+          </w:tcPr>
+          <w:p>
+            <w:pPr>
+              <w:spacing w:after="0" w:line="276" w:lineRule="auto"/>
+            </w:pPr>
+            <w:r>
+              <w:rPr>
+                <w:rFonts w:ascii="Malgun Gothic" w:hAnsi="Malgun Gothic" w:eastAsia="Malgun Gothic"/>
+                <w:sz w:val="18"/>
+              </w:rPr>
+              <w:t>선교언어 전체 문장 반복 복습</w:t>
+            </w:r>
+          </w:p>
+        </w:tc>
+        <w:tc>
+          <w:tcPr>
+            <w:tcW w:type="dxa" w:w="1656"/>
+            <w:tcMar>
+              <w:top w:w="80" w:type="dxa"/>
+              <w:start w:w="120" w:type="dxa"/>
+              <w:bottom w:w="80" w:type="dxa"/>
+              <w:end w:w="120" w:type="dxa"/>
+            </w:tcMar>
+            <w:vAlign w:val="center"/>
+          </w:tcPr>
+          <w:p>
+            <w:pPr>
+              <w:spacing w:after="0" w:line="276" w:lineRule="auto"/>
+            </w:pPr>
+            <w:r>
+              <w:rPr>
+                <w:rFonts w:ascii="Malgun Gothic" w:hAnsi="Malgun Gothic" w:eastAsia="Malgun Gothic"/>
+                <w:sz w:val="18"/>
+              </w:rPr>
+              <w:t>-</w:t>
+            </w:r>
+          </w:p>
+        </w:tc>
+        <w:tc>
+          <w:tcPr>
+            <w:tcW w:type="dxa" w:w="1656"/>
+            <w:tcMar>
+              <w:top w:w="80" w:type="dxa"/>
+              <w:start w:w="120" w:type="dxa"/>
+              <w:bottom w:w="80" w:type="dxa"/>
+              <w:end w:w="120" w:type="dxa"/>
+            </w:tcMar>
+            <w:vAlign w:val="center"/>
+          </w:tcPr>
+          <w:p>
+            <w:pPr>
+              <w:spacing w:after="0" w:line="276" w:lineRule="auto"/>
+            </w:pPr>
+            <w:r>
+              <w:rPr>
+                <w:rFonts w:ascii="Malgun Gothic" w:hAnsi="Malgun Gothic" w:eastAsia="Malgun Gothic"/>
+                <w:sz w:val="18"/>
+              </w:rPr>
+              <w:t>새 단어 없음</w:t>
               <w:br/>
+              <w:t>(누적 복습)</w:t>
+            </w:r>
+          </w:p>
+        </w:tc>
+        <w:tc>
+          <w:tcPr>
+            <w:tcW w:type="dxa" w:w="1800"/>
+            <w:tcMar>
+              <w:top w:w="80" w:type="dxa"/>
+              <w:start w:w="120" w:type="dxa"/>
+              <w:bottom w:w="80" w:type="dxa"/>
+              <w:end w:w="120" w:type="dxa"/>
+            </w:tcMar>
+            <w:vAlign w:val="center"/>
+          </w:tcPr>
+          <w:p>
+            <w:pPr>
+              <w:spacing w:after="0" w:line="276" w:lineRule="auto"/>
+            </w:pPr>
+            <w:r>
+              <w:rPr>
+                <w:rFonts w:ascii="Malgun Gothic" w:hAnsi="Malgun Gothic" w:eastAsia="Malgun Gothic"/>
+                <w:sz w:val="18"/>
+              </w:rPr>
               <w:t>17. 예수님이 당신을 사랑해요</w:t>
               <w:br/>
               <w:t>18. 하나님은 당신을 사랑해요</w:t>
@@ -6840,7 +6462,401 @@
                 <w:rFonts w:ascii="Malgun Gothic" w:hAnsi="Malgun Gothic" w:eastAsia="Malgun Gothic"/>
                 <w:sz w:val="18"/>
               </w:rPr>
-              <w:t>전체 문장을 장면별로 끊어 1회, 처음부터 끝까지 연결해 2회 리허설한다.</w:t>
+              <w:t>21일차 선교언어 8문장을 다시 듣고 따라 말하며 점수와 인식 결과를 확인한다.</w:t>
+            </w:r>
+          </w:p>
+        </w:tc>
+      </w:tr>
+      <w:tr>
+        <w:tc>
+          <w:tcPr>
+            <w:tcW w:type="dxa" w:w="576"/>
+            <w:tcMar>
+              <w:top w:w="80" w:type="dxa"/>
+              <w:start w:w="120" w:type="dxa"/>
+              <w:bottom w:w="80" w:type="dxa"/>
+              <w:end w:w="120" w:type="dxa"/>
+            </w:tcMar>
+            <w:vAlign w:val="center"/>
+          </w:tcPr>
+          <w:p>
+            <w:pPr>
+              <w:spacing w:after="0" w:line="276" w:lineRule="auto"/>
+            </w:pPr>
+            <w:r>
+              <w:rPr>
+                <w:rFonts w:ascii="Malgun Gothic" w:hAnsi="Malgun Gothic" w:eastAsia="Malgun Gothic"/>
+                <w:sz w:val="18"/>
+              </w:rPr>
+              <w:t>24</w:t>
+            </w:r>
+          </w:p>
+        </w:tc>
+        <w:tc>
+          <w:tcPr>
+            <w:tcW w:type="dxa" w:w="792"/>
+            <w:tcMar>
+              <w:top w:w="80" w:type="dxa"/>
+              <w:start w:w="120" w:type="dxa"/>
+              <w:bottom w:w="80" w:type="dxa"/>
+              <w:end w:w="120" w:type="dxa"/>
+            </w:tcMar>
+            <w:vAlign w:val="center"/>
+          </w:tcPr>
+          <w:p>
+            <w:pPr>
+              <w:spacing w:after="0" w:line="276" w:lineRule="auto"/>
+            </w:pPr>
+            <w:r>
+              <w:rPr>
+                <w:rFonts w:ascii="Malgun Gothic" w:hAnsi="Malgun Gothic" w:eastAsia="Malgun Gothic"/>
+                <w:sz w:val="18"/>
+              </w:rPr>
+              <w:t>복습</w:t>
+            </w:r>
+          </w:p>
+        </w:tc>
+        <w:tc>
+          <w:tcPr>
+            <w:tcW w:type="dxa" w:w="1296"/>
+            <w:tcMar>
+              <w:top w:w="80" w:type="dxa"/>
+              <w:start w:w="120" w:type="dxa"/>
+              <w:bottom w:w="80" w:type="dxa"/>
+              <w:end w:w="120" w:type="dxa"/>
+            </w:tcMar>
+            <w:vAlign w:val="center"/>
+          </w:tcPr>
+          <w:p>
+            <w:pPr>
+              <w:spacing w:after="0" w:line="276" w:lineRule="auto"/>
+            </w:pPr>
+            <w:r>
+              <w:rPr>
+                <w:rFonts w:ascii="Malgun Gothic" w:hAnsi="Malgun Gothic" w:eastAsia="Malgun Gothic"/>
+                <w:sz w:val="18"/>
+              </w:rPr>
+              <w:t>생활회화 전체 문장 반복 복습</w:t>
+            </w:r>
+          </w:p>
+        </w:tc>
+        <w:tc>
+          <w:tcPr>
+            <w:tcW w:type="dxa" w:w="1656"/>
+            <w:tcMar>
+              <w:top w:w="80" w:type="dxa"/>
+              <w:start w:w="120" w:type="dxa"/>
+              <w:bottom w:w="80" w:type="dxa"/>
+              <w:end w:w="120" w:type="dxa"/>
+            </w:tcMar>
+            <w:vAlign w:val="center"/>
+          </w:tcPr>
+          <w:p>
+            <w:pPr>
+              <w:spacing w:after="0" w:line="276" w:lineRule="auto"/>
+            </w:pPr>
+            <w:r>
+              <w:rPr>
+                <w:rFonts w:ascii="Malgun Gothic" w:hAnsi="Malgun Gothic" w:eastAsia="Malgun Gothic"/>
+                <w:sz w:val="18"/>
+              </w:rPr>
+              <w:t>-</w:t>
+            </w:r>
+          </w:p>
+        </w:tc>
+        <w:tc>
+          <w:tcPr>
+            <w:tcW w:type="dxa" w:w="1656"/>
+            <w:tcMar>
+              <w:top w:w="80" w:type="dxa"/>
+              <w:start w:w="120" w:type="dxa"/>
+              <w:bottom w:w="80" w:type="dxa"/>
+              <w:end w:w="120" w:type="dxa"/>
+            </w:tcMar>
+            <w:vAlign w:val="center"/>
+          </w:tcPr>
+          <w:p>
+            <w:pPr>
+              <w:spacing w:after="0" w:line="276" w:lineRule="auto"/>
+            </w:pPr>
+            <w:r>
+              <w:rPr>
+                <w:rFonts w:ascii="Malgun Gothic" w:hAnsi="Malgun Gothic" w:eastAsia="Malgun Gothic"/>
+                <w:sz w:val="18"/>
+              </w:rPr>
+              <w:t>새 단어 없음</w:t>
+              <w:br/>
+              <w:t>(누적 복습)</w:t>
+            </w:r>
+          </w:p>
+        </w:tc>
+        <w:tc>
+          <w:tcPr>
+            <w:tcW w:type="dxa" w:w="1800"/>
+            <w:tcMar>
+              <w:top w:w="80" w:type="dxa"/>
+              <w:start w:w="120" w:type="dxa"/>
+              <w:bottom w:w="80" w:type="dxa"/>
+              <w:end w:w="120" w:type="dxa"/>
+            </w:tcMar>
+            <w:vAlign w:val="center"/>
+          </w:tcPr>
+          <w:p>
+            <w:pPr>
+              <w:spacing w:after="0" w:line="276" w:lineRule="auto"/>
+            </w:pPr>
+            <w:r>
+              <w:rPr>
+                <w:rFonts w:ascii="Malgun Gothic" w:hAnsi="Malgun Gothic" w:eastAsia="Malgun Gothic"/>
+                <w:sz w:val="18"/>
+              </w:rPr>
+              <w:t>1. 안녕하세요</w:t>
+              <w:br/>
+              <w:t>2-1. 좋은 아침</w:t>
+              <w:br/>
+              <w:t>2-2. 좋은 저녁</w:t>
+              <w:br/>
+              <w:t>3. 정말 고마워요</w:t>
+              <w:br/>
+              <w:t>4. 천만에요</w:t>
+              <w:br/>
+              <w:t>5-1. 예</w:t>
+              <w:br/>
+              <w:t>5-2. 아니오</w:t>
+              <w:br/>
+              <w:t>6. 실례/죄송합니다</w:t>
+              <w:br/>
+              <w:t>7. 괜찮아요</w:t>
+              <w:br/>
+              <w:t>8. 이름이 무엇인가요?</w:t>
+              <w:br/>
+              <w:t>9. 제 이름은 ~입니다</w:t>
+              <w:br/>
+              <w:t>10. 몇 살이니?</w:t>
+              <w:br/>
+              <w:t>10-2. 저는 ~살입니다</w:t>
+              <w:br/>
+              <w:t>11. 화장실 어디 있어요?</w:t>
+              <w:br/>
+              <w:t>12. 맛있게 드세요</w:t>
+              <w:br/>
+              <w:t>13. 정말 맛있어요</w:t>
+              <w:br/>
+              <w:t>14. 참 잘했어요</w:t>
+              <w:br/>
+              <w:t>15. 잘 가요</w:t>
+              <w:br/>
+              <w:t>16. 다시 만나요</w:t>
+            </w:r>
+          </w:p>
+        </w:tc>
+        <w:tc>
+          <w:tcPr>
+            <w:tcW w:type="dxa" w:w="1584"/>
+            <w:tcMar>
+              <w:top w:w="80" w:type="dxa"/>
+              <w:start w:w="120" w:type="dxa"/>
+              <w:bottom w:w="80" w:type="dxa"/>
+              <w:end w:w="120" w:type="dxa"/>
+            </w:tcMar>
+            <w:vAlign w:val="center"/>
+          </w:tcPr>
+          <w:p>
+            <w:pPr>
+              <w:spacing w:after="0" w:line="276" w:lineRule="auto"/>
+            </w:pPr>
+            <w:r>
+              <w:rPr>
+                <w:rFonts w:ascii="Malgun Gothic" w:hAnsi="Malgun Gothic" w:eastAsia="Malgun Gothic"/>
+                <w:sz w:val="18"/>
+              </w:rPr>
+              <w:t>22일차 생활회화 문장을 다시 듣고 따라 말하며 점수와 인식 결과를 확인한다.</w:t>
+            </w:r>
+          </w:p>
+        </w:tc>
+      </w:tr>
+      <w:tr>
+        <w:tc>
+          <w:tcPr>
+            <w:tcW w:type="dxa" w:w="576"/>
+            <w:tcMar>
+              <w:top w:w="80" w:type="dxa"/>
+              <w:start w:w="120" w:type="dxa"/>
+              <w:bottom w:w="80" w:type="dxa"/>
+              <w:end w:w="120" w:type="dxa"/>
+            </w:tcMar>
+            <w:vAlign w:val="center"/>
+          </w:tcPr>
+          <w:p>
+            <w:pPr>
+              <w:spacing w:after="0" w:line="276" w:lineRule="auto"/>
+            </w:pPr>
+            <w:r>
+              <w:rPr>
+                <w:rFonts w:ascii="Malgun Gothic" w:hAnsi="Malgun Gothic" w:eastAsia="Malgun Gothic"/>
+                <w:sz w:val="18"/>
+              </w:rPr>
+              <w:t>25</w:t>
+            </w:r>
+          </w:p>
+        </w:tc>
+        <w:tc>
+          <w:tcPr>
+            <w:tcW w:type="dxa" w:w="792"/>
+            <w:tcMar>
+              <w:top w:w="80" w:type="dxa"/>
+              <w:start w:w="120" w:type="dxa"/>
+              <w:bottom w:w="80" w:type="dxa"/>
+              <w:end w:w="120" w:type="dxa"/>
+            </w:tcMar>
+            <w:vAlign w:val="center"/>
+          </w:tcPr>
+          <w:p>
+            <w:pPr>
+              <w:spacing w:after="0" w:line="276" w:lineRule="auto"/>
+            </w:pPr>
+            <w:r>
+              <w:rPr>
+                <w:rFonts w:ascii="Malgun Gothic" w:hAnsi="Malgun Gothic" w:eastAsia="Malgun Gothic"/>
+                <w:sz w:val="18"/>
+              </w:rPr>
+              <w:t>복습</w:t>
+            </w:r>
+          </w:p>
+        </w:tc>
+        <w:tc>
+          <w:tcPr>
+            <w:tcW w:type="dxa" w:w="1296"/>
+            <w:tcMar>
+              <w:top w:w="80" w:type="dxa"/>
+              <w:start w:w="120" w:type="dxa"/>
+              <w:bottom w:w="80" w:type="dxa"/>
+              <w:end w:w="120" w:type="dxa"/>
+            </w:tcMar>
+            <w:vAlign w:val="center"/>
+          </w:tcPr>
+          <w:p>
+            <w:pPr>
+              <w:spacing w:after="0" w:line="276" w:lineRule="auto"/>
+            </w:pPr>
+            <w:r>
+              <w:rPr>
+                <w:rFonts w:ascii="Malgun Gothic" w:hAnsi="Malgun Gothic" w:eastAsia="Malgun Gothic"/>
+                <w:sz w:val="18"/>
+              </w:rPr>
+              <w:t>선교언어 최종 반복 복습</w:t>
+            </w:r>
+          </w:p>
+        </w:tc>
+        <w:tc>
+          <w:tcPr>
+            <w:tcW w:type="dxa" w:w="1656"/>
+            <w:tcMar>
+              <w:top w:w="80" w:type="dxa"/>
+              <w:start w:w="120" w:type="dxa"/>
+              <w:bottom w:w="80" w:type="dxa"/>
+              <w:end w:w="120" w:type="dxa"/>
+            </w:tcMar>
+            <w:vAlign w:val="center"/>
+          </w:tcPr>
+          <w:p>
+            <w:pPr>
+              <w:spacing w:after="0" w:line="276" w:lineRule="auto"/>
+            </w:pPr>
+            <w:r>
+              <w:rPr>
+                <w:rFonts w:ascii="Malgun Gothic" w:hAnsi="Malgun Gothic" w:eastAsia="Malgun Gothic"/>
+                <w:sz w:val="18"/>
+              </w:rPr>
+              <w:t>-</w:t>
+            </w:r>
+          </w:p>
+        </w:tc>
+        <w:tc>
+          <w:tcPr>
+            <w:tcW w:type="dxa" w:w="1656"/>
+            <w:tcMar>
+              <w:top w:w="80" w:type="dxa"/>
+              <w:start w:w="120" w:type="dxa"/>
+              <w:bottom w:w="80" w:type="dxa"/>
+              <w:end w:w="120" w:type="dxa"/>
+            </w:tcMar>
+            <w:vAlign w:val="center"/>
+          </w:tcPr>
+          <w:p>
+            <w:pPr>
+              <w:spacing w:after="0" w:line="276" w:lineRule="auto"/>
+            </w:pPr>
+            <w:r>
+              <w:rPr>
+                <w:rFonts w:ascii="Malgun Gothic" w:hAnsi="Malgun Gothic" w:eastAsia="Malgun Gothic"/>
+                <w:sz w:val="18"/>
+              </w:rPr>
+              <w:t>새 단어 없음</w:t>
+              <w:br/>
+              <w:t>(누적 복습)</w:t>
+            </w:r>
+          </w:p>
+        </w:tc>
+        <w:tc>
+          <w:tcPr>
+            <w:tcW w:type="dxa" w:w="1800"/>
+            <w:tcMar>
+              <w:top w:w="80" w:type="dxa"/>
+              <w:start w:w="120" w:type="dxa"/>
+              <w:bottom w:w="80" w:type="dxa"/>
+              <w:end w:w="120" w:type="dxa"/>
+            </w:tcMar>
+            <w:vAlign w:val="center"/>
+          </w:tcPr>
+          <w:p>
+            <w:pPr>
+              <w:spacing w:after="0" w:line="276" w:lineRule="auto"/>
+            </w:pPr>
+            <w:r>
+              <w:rPr>
+                <w:rFonts w:ascii="Malgun Gothic" w:hAnsi="Malgun Gothic" w:eastAsia="Malgun Gothic"/>
+                <w:sz w:val="18"/>
+              </w:rPr>
+              <w:t>17. 예수님이 당신을 사랑해요</w:t>
+              <w:br/>
+              <w:t>18. 하나님은 당신을 사랑해요</w:t>
+              <w:br/>
+              <w:t>19. 하나님의 축복을!</w:t>
+              <w:br/>
+              <w:t>20. 하나님은 사랑이십니다</w:t>
+              <w:br/>
+              <w:t>21. 예수님 믿으세요</w:t>
+              <w:br/>
+              <w:t>22. 우리는 당신들을 사랑해요</w:t>
+              <w:br/>
+              <w:t>23. 기도해 드릴게요</w:t>
+              <w:br/>
+              <w:t>24. 함께 찬양해요</w:t>
+            </w:r>
+          </w:p>
+        </w:tc>
+        <w:tc>
+          <w:tcPr>
+            <w:tcW w:type="dxa" w:w="1584"/>
+            <w:tcMar>
+              <w:top w:w="80" w:type="dxa"/>
+              <w:start w:w="120" w:type="dxa"/>
+              <w:bottom w:w="80" w:type="dxa"/>
+              <w:end w:w="120" w:type="dxa"/>
+            </w:tcMar>
+            <w:vAlign w:val="center"/>
+          </w:tcPr>
+          <w:p>
+            <w:pPr>
+              <w:spacing w:after="0" w:line="276" w:lineRule="auto"/>
+            </w:pPr>
+            <w:r>
+              <w:rPr>
+                <w:rFonts w:ascii="Malgun Gothic" w:hAnsi="Malgun Gothic" w:eastAsia="Malgun Gothic"/>
+                <w:sz w:val="18"/>
+              </w:rPr>
+              <w:t>선교언어 8문장을 최종으로 듣고 따라 말하며 점수와 인식 결과를 확인한다.</w:t>
             </w:r>
           </w:p>
         </w:tc>
@@ -7645,7 +7661,7 @@
                 <w:rFonts w:ascii="Malgun Gothic" w:hAnsi="Malgun Gothic" w:eastAsia="Malgun Gothic"/>
                 <w:sz w:val="18"/>
               </w:rPr>
-              <w:t>전체 문장 종합 역할극</w:t>
+              <w:t>생활회화 전체 문장 토요 복습</w:t>
             </w:r>
           </w:p>
         </w:tc>
@@ -7669,7 +7685,7 @@
                 <w:rFonts w:ascii="Malgun Gothic" w:hAnsi="Malgun Gothic" w:eastAsia="Malgun Gothic"/>
                 <w:sz w:val="18"/>
               </w:rPr>
-              <w:t>한국 선교팀, 태국 교회 성도, 처음 온 방문객이 만난다. 인사와 자기소개, 식사와 도움, 사랑과 축복, 믿음의 초대, 기도와 찬양 초대, 작별까지 전체 흐름으로 연습한다.</w:t>
+              <w:t>인사, 감사, 예/아니오, 실례합니다와 괜찮아요, 이름과 나이 묻고 답하기, 식사와 칭찬, 작별까지 생활회화 전체를 토요일에 다시 반복한다.</w:t>
             </w:r>
           </w:p>
         </w:tc>
@@ -7694,16 +7710,30 @@
                 <w:sz w:val="18"/>
               </w:rPr>
               <w:t>1. 안녕하세요</w:t>
+              <w:br/>
+              <w:t>2-1. 좋은 아침</w:t>
+              <w:br/>
+              <w:t>2-2. 좋은 저녁</w:t>
               <w:br/>
               <w:t>3. 정말 고마워요</w:t>
               <w:br/>
               <w:t>4. 천만에요</w:t>
               <w:br/>
+              <w:t>5-1. 예</w:t>
+              <w:br/>
+              <w:t>5-2. 아니오</w:t>
+              <w:br/>
               <w:t>6. 실례/죄송합니다</w:t>
+              <w:br/>
+              <w:t>7. 괜찮아요</w:t>
               <w:br/>
               <w:t>8. 이름이 무엇인가요?</w:t>
               <w:br/>
               <w:t>9. 제 이름은 ~입니다</w:t>
+              <w:br/>
+              <w:t>10. 몇 살이니?</w:t>
+              <w:br/>
+              <w:t>10-2. 저는 ~살입니다</w:t>
               <w:br/>
               <w:t>11. 화장실 어디 있어요?</w:t>
               <w:br/>
@@ -7713,57 +7743,43 @@
               <w:br/>
               <w:t>14. 참 잘했어요</w:t>
               <w:br/>
+              <w:t>15. 잘 가요</w:t>
+              <w:br/>
               <w:t>16. 다시 만나요</w:t>
+            </w:r>
+          </w:p>
+        </w:tc>
+        <w:tc>
+          <w:tcPr>
+            <w:tcW w:type="dxa" w:w="2160"/>
+            <w:tcMar>
+              <w:top w:w="80" w:type="dxa"/>
+              <w:start w:w="120" w:type="dxa"/>
+              <w:bottom w:w="80" w:type="dxa"/>
+              <w:end w:w="120" w:type="dxa"/>
+            </w:tcMar>
+            <w:vAlign w:val="center"/>
+          </w:tcPr>
+          <w:p>
+            <w:pPr>
+              <w:spacing w:after="0" w:line="276" w:lineRule="auto"/>
+            </w:pPr>
+            <w:r>
+              <w:rPr>
+                <w:rFonts w:ascii="Malgun Gothic" w:hAnsi="Malgun Gothic" w:eastAsia="Malgun Gothic"/>
+                <w:sz w:val="18"/>
+              </w:rPr>
+              <w:t>생활회화 전체 복습 목표 안내</w:t>
               <w:br/>
-              <w:t>17. 예수님이 당신을 사랑해요</w:t>
+              <w:t>인사와 감사 표현 빠른 듣기</w:t>
               <w:br/>
-              <w:t>18. 하나님은 당신을 사랑해요</w:t>
+              <w:t>이름과 나이 질문/대답 짝 연습</w:t>
               <w:br/>
-              <w:t>19. 하나님의 축복을!</w:t>
+              <w:t>식사와 칭찬 표현 따라 말하기</w:t>
               <w:br/>
-              <w:t>20. 하나님은 사랑이십니다</w:t>
+              <w:t>작별 표현으로 마무리 역할극</w:t>
               <w:br/>
-              <w:t>21. 예수님 믿으세요</w:t>
-              <w:br/>
-              <w:t>22. 우리는 당신들을 사랑해요</w:t>
-              <w:br/>
-              <w:t>23. 기도해 드릴게요</w:t>
-              <w:br/>
-              <w:t>24. 함께 찬양해요</w:t>
-            </w:r>
-          </w:p>
-        </w:tc>
-        <w:tc>
-          <w:tcPr>
-            <w:tcW w:type="dxa" w:w="2160"/>
-            <w:tcMar>
-              <w:top w:w="80" w:type="dxa"/>
-              <w:start w:w="120" w:type="dxa"/>
-              <w:bottom w:w="80" w:type="dxa"/>
-              <w:end w:w="120" w:type="dxa"/>
-            </w:tcMar>
-            <w:vAlign w:val="center"/>
-          </w:tcPr>
-          <w:p>
-            <w:pPr>
-              <w:spacing w:after="0" w:line="276" w:lineRule="auto"/>
-            </w:pPr>
-            <w:r>
-              <w:rPr>
-                <w:rFonts w:ascii="Malgun Gothic" w:hAnsi="Malgun Gothic" w:eastAsia="Malgun Gothic"/>
-                <w:sz w:val="18"/>
-              </w:rPr>
-              <w:t>전체 역할극 장면 소개</w:t>
-              <w:br/>
-              <w:t>주제별 핵심 문장 빠른 복습</w:t>
-              <w:br/>
-              <w:t>남성형/여성형 문장 선택 연습</w:t>
-              <w:br/>
-              <w:t>세 역할 역할극</w:t>
-              <w:br/>
-              <w:t>상황 바꾸기와 즉흥 연결</w:t>
-              <w:br/>
-              <w:t>최종 격려와 파송</w:t>
+              <w:t>8월 1일 토요 반복 복습 안내</w:t>
             </w:r>
           </w:p>
         </w:tc>
